--- a/Tyler/Node Backend/Tyler_Roberts.docx
+++ b/Tyler/Node Backend/Tyler_Roberts.docx
@@ -44,7 +44,7 @@
           <w:sz w:val="19"/>
           <w:szCs w:val="19"/>
         </w:rPr>
-        <w:t>tyler.roberts.1991@outlook.com | linkedin.com/in/tyler-roberts-a7b0953a0 | Florida, United States | +1 (305) 676-4408</w:t>
+        <w:t>tylerroberts.dev@oudook.com | linkedin.com/in/tyler-roberts-3b839b3a9/ | Florida, United States | +1 (725) 258-7943</w:t>
       </w:r>
     </w:p>
     <w:p>
@@ -54,6 +54,8 @@
         </w:pBdr>
         <w:spacing w:before="120" w:after="80"/>
       </w:pPr>
+      <w:bookmarkStart w:id="0" w:name="_GoBack"/>
+      <w:bookmarkEnd w:id="0"/>
       <w:r>
         <w:rPr>
           <w:b/>
@@ -147,8 +149,9 @@
           <w:sz w:val="21"/>
           <w:szCs w:val="21"/>
         </w:rPr>
-        <w:t>observa</w:t>
-      </w:r>
+        <w:t>observability</w:t>
+      </w:r>
+      <w:proofErr w:type="spellEnd"/>
       <w:r>
         <w:rPr>
           <w:rFonts w:ascii="Arial" w:eastAsia="Arial" w:hAnsi="Arial" w:cs="Arial"/>
@@ -156,9 +159,9 @@
           <w:sz w:val="21"/>
           <w:szCs w:val="21"/>
         </w:rPr>
-        <w:t>bility</w:t>
-      </w:r>
-      <w:proofErr w:type="spellEnd"/>
+        <w:t xml:space="preserve">, and secure service-to-service communication. </w:t>
+      </w:r>
+      <w:proofErr w:type="gramStart"/>
       <w:r>
         <w:rPr>
           <w:rFonts w:ascii="Arial" w:eastAsia="Arial" w:hAnsi="Arial" w:cs="Arial"/>
@@ -166,26 +169,7 @@
           <w:sz w:val="21"/>
           <w:szCs w:val="21"/>
         </w:rPr>
-        <w:t xml:space="preserve">, and secure service-to-service communication. </w:t>
-      </w:r>
-      <w:proofErr w:type="gramStart"/>
-      <w:r>
-        <w:rPr>
-          <w:rFonts w:ascii="Arial" w:eastAsia="Arial" w:hAnsi="Arial" w:cs="Arial"/>
-          <w:color w:val="111111"/>
-          <w:sz w:val="21"/>
-          <w:szCs w:val="21"/>
-        </w:rPr>
-        <w:t xml:space="preserve">Proven ability to translate ambiguous enterprise and healthcare requirements into reliable backend architectures that scale under real-world traffic while maintaining high availability, performance, and </w:t>
-      </w:r>
-      <w:r>
-        <w:rPr>
-          <w:rFonts w:ascii="Arial" w:eastAsia="Arial" w:hAnsi="Arial" w:cs="Arial"/>
-          <w:color w:val="111111"/>
-          <w:sz w:val="21"/>
-          <w:szCs w:val="21"/>
-        </w:rPr>
-        <w:t>compliance.</w:t>
+        <w:t>Proven ability to translate ambiguous enterprise and healthcare requirements into reliable backend architectures that scale under real-world traffic while maintaining high availability, performance, and compliance.</w:t>
       </w:r>
       <w:proofErr w:type="gramEnd"/>
     </w:p>
@@ -232,12 +216,6 @@
         <w:gridCol w:w="2545"/>
       </w:tblGrid>
       <w:tr>
-        <w:tblPrEx>
-          <w:tblCellMar>
-            <w:top w:w="0" w:type="dxa"/>
-            <w:bottom w:w="0" w:type="dxa"/>
-          </w:tblCellMar>
-        </w:tblPrEx>
         <w:tc>
           <w:tcPr>
             <w:tcW w:w="1250" w:type="pct"/>
@@ -364,12 +342,6 @@
         </w:tc>
       </w:tr>
       <w:tr>
-        <w:tblPrEx>
-          <w:tblCellMar>
-            <w:top w:w="0" w:type="dxa"/>
-            <w:bottom w:w="0" w:type="dxa"/>
-          </w:tblCellMar>
-        </w:tblPrEx>
         <w:tc>
           <w:tcPr>
             <w:tcW w:w="1250" w:type="pct"/>
@@ -507,12 +479,6 @@
         </w:tc>
       </w:tr>
       <w:tr>
-        <w:tblPrEx>
-          <w:tblCellMar>
-            <w:top w:w="0" w:type="dxa"/>
-            <w:bottom w:w="0" w:type="dxa"/>
-          </w:tblCellMar>
-        </w:tblPrEx>
         <w:tc>
           <w:tcPr>
             <w:tcW w:w="1250" w:type="pct"/>
@@ -661,12 +627,6 @@
         </w:tc>
       </w:tr>
       <w:tr>
-        <w:tblPrEx>
-          <w:tblCellMar>
-            <w:top w:w="0" w:type="dxa"/>
-            <w:bottom w:w="0" w:type="dxa"/>
-          </w:tblCellMar>
-        </w:tblPrEx>
         <w:tc>
           <w:tcPr>
             <w:tcW w:w="1250" w:type="pct"/>
@@ -795,12 +755,6 @@
         </w:tc>
       </w:tr>
       <w:tr>
-        <w:tblPrEx>
-          <w:tblCellMar>
-            <w:top w:w="0" w:type="dxa"/>
-            <w:bottom w:w="0" w:type="dxa"/>
-          </w:tblCellMar>
-        </w:tblPrEx>
         <w:tc>
           <w:tcPr>
             <w:tcW w:w="1250" w:type="pct"/>
@@ -925,12 +879,6 @@
         </w:tc>
       </w:tr>
       <w:tr>
-        <w:tblPrEx>
-          <w:tblCellMar>
-            <w:top w:w="0" w:type="dxa"/>
-            <w:bottom w:w="0" w:type="dxa"/>
-          </w:tblCellMar>
-        </w:tblPrEx>
         <w:tc>
           <w:tcPr>
             <w:tcW w:w="1250" w:type="pct"/>
@@ -1066,12 +1014,6 @@
         </w:tc>
       </w:tr>
       <w:tr>
-        <w:tblPrEx>
-          <w:tblCellMar>
-            <w:top w:w="0" w:type="dxa"/>
-            <w:bottom w:w="0" w:type="dxa"/>
-          </w:tblCellMar>
-        </w:tblPrEx>
         <w:tc>
           <w:tcPr>
             <w:tcW w:w="1250" w:type="pct"/>
@@ -1207,12 +1149,6 @@
         </w:tc>
       </w:tr>
       <w:tr>
-        <w:tblPrEx>
-          <w:tblCellMar>
-            <w:top w:w="0" w:type="dxa"/>
-            <w:bottom w:w="0" w:type="dxa"/>
-          </w:tblCellMar>
-        </w:tblPrEx>
         <w:tc>
           <w:tcPr>
             <w:tcW w:w="1250" w:type="pct"/>
@@ -1335,12 +1271,6 @@
         </w:tc>
       </w:tr>
       <w:tr>
-        <w:tblPrEx>
-          <w:tblCellMar>
-            <w:top w:w="0" w:type="dxa"/>
-            <w:bottom w:w="0" w:type="dxa"/>
-          </w:tblCellMar>
-        </w:tblPrEx>
         <w:tc>
           <w:tcPr>
             <w:tcW w:w="1250" w:type="pct"/>
@@ -1463,12 +1393,6 @@
         </w:tc>
       </w:tr>
       <w:tr>
-        <w:tblPrEx>
-          <w:tblCellMar>
-            <w:top w:w="0" w:type="dxa"/>
-            <w:bottom w:w="0" w:type="dxa"/>
-          </w:tblCellMar>
-        </w:tblPrEx>
         <w:tc>
           <w:tcPr>
             <w:tcW w:w="1250" w:type="pct"/>
@@ -1593,12 +1517,6 @@
         </w:tc>
       </w:tr>
       <w:tr>
-        <w:tblPrEx>
-          <w:tblCellMar>
-            <w:top w:w="0" w:type="dxa"/>
-            <w:bottom w:w="0" w:type="dxa"/>
-          </w:tblCellMar>
-        </w:tblPrEx>
         <w:tc>
           <w:tcPr>
             <w:tcW w:w="1250" w:type="pct"/>
@@ -1861,14 +1779,7 @@
           <w:rFonts w:ascii="Arial" w:eastAsia="Arial" w:hAnsi="Arial" w:cs="Arial"/>
           <w:color w:val="111111"/>
         </w:rPr>
-        <w:t xml:space="preserve"> products with complex business rules, multi-tenant data models, and strict performance requ</w:t>
-      </w:r>
-      <w:r>
-        <w:rPr>
-          <w:rFonts w:ascii="Arial" w:eastAsia="Arial" w:hAnsi="Arial" w:cs="Arial"/>
-          <w:color w:val="111111"/>
-        </w:rPr>
-        <w:t>irements across distributed environments.</w:t>
+        <w:t xml:space="preserve"> products with complex business rules, multi-tenant data models, and strict performance requirements across distributed environments.</w:t>
       </w:r>
     </w:p>
     <w:p>
@@ -1882,14 +1793,7 @@
           <w:rFonts w:ascii="Arial" w:eastAsia="Arial" w:hAnsi="Arial" w:cs="Arial"/>
           <w:color w:val="111111"/>
         </w:rPr>
-        <w:t>- Owned end-to-end backend system design including service boundaries, API contracts, database schemas, and inter-service communication, ensuring long-term maintainability while supporting rapid feature development</w:t>
-      </w:r>
-      <w:r>
-        <w:rPr>
-          <w:rFonts w:ascii="Arial" w:eastAsia="Arial" w:hAnsi="Arial" w:cs="Arial"/>
-          <w:color w:val="111111"/>
-        </w:rPr>
-        <w:t xml:space="preserve"> and evolving product requirements.</w:t>
+        <w:t>- Owned end-to-end backend system design including service boundaries, API contracts, database schemas, and inter-service communication, ensuring long-term maintainability while supporting rapid feature development and evolving product requirements.</w:t>
       </w:r>
     </w:p>
     <w:p>
@@ -1919,14 +1823,7 @@
           <w:rFonts w:ascii="Arial" w:eastAsia="Arial" w:hAnsi="Arial" w:cs="Arial"/>
           <w:color w:val="111111"/>
         </w:rPr>
-        <w:t xml:space="preserve"> specifications, enabling multiple client applications and third-party integrations to evolve independently without breaking produ</w:t>
-      </w:r>
-      <w:r>
-        <w:rPr>
-          <w:rFonts w:ascii="Arial" w:eastAsia="Arial" w:hAnsi="Arial" w:cs="Arial"/>
-          <w:color w:val="111111"/>
-        </w:rPr>
-        <w:t>ction workloads.</w:t>
+        <w:t xml:space="preserve"> specifications, enabling multiple client applications and third-party integrations to evolve independently without breaking production workloads.</w:t>
       </w:r>
     </w:p>
     <w:p>
@@ -1954,14 +1851,7 @@
           <w:rFonts w:ascii="Arial" w:eastAsia="Arial" w:hAnsi="Arial" w:cs="Arial"/>
           <w:color w:val="111111"/>
         </w:rPr>
-        <w:t>- Implemented asynchronous</w:t>
-      </w:r>
-      <w:r>
-        <w:rPr>
-          <w:rFonts w:ascii="Arial" w:eastAsia="Arial" w:hAnsi="Arial" w:cs="Arial"/>
-          <w:color w:val="111111"/>
-        </w:rPr>
-        <w:t xml:space="preserve"> workflows using message queues and event-driven patterns to decouple services, improve fault tolerance, and handle high-throughput background processing without impacting synchronous API performance.</w:t>
+        <w:t>- Implemented asynchronous workflows using message queues and event-driven patterns to decouple services, improve fault tolerance, and handle high-throughput background processing without impacting synchronous API performance.</w:t>
       </w:r>
     </w:p>
     <w:p>
@@ -1975,14 +1865,7 @@
           <w:rFonts w:ascii="Arial" w:eastAsia="Arial" w:hAnsi="Arial" w:cs="Arial"/>
           <w:color w:val="111111"/>
         </w:rPr>
-        <w:t>- Led database design and optimization efforts across r</w:t>
-      </w:r>
-      <w:r>
-        <w:rPr>
-          <w:rFonts w:ascii="Arial" w:eastAsia="Arial" w:hAnsi="Arial" w:cs="Arial"/>
-          <w:color w:val="111111"/>
-        </w:rPr>
-        <w:t xml:space="preserve">elational and </w:t>
+        <w:t xml:space="preserve">- Led database design and optimization efforts across relational and </w:t>
       </w:r>
       <w:proofErr w:type="spellStart"/>
       <w:r>
@@ -2012,14 +1895,7 @@
           <w:rFonts w:ascii="Arial" w:eastAsia="Arial" w:hAnsi="Arial" w:cs="Arial"/>
           <w:color w:val="111111"/>
         </w:rPr>
-        <w:t>- Introduced standardized error handling, structured logging, and correlation IDs across backend s</w:t>
-      </w:r>
-      <w:r>
-        <w:rPr>
-          <w:rFonts w:ascii="Arial" w:eastAsia="Arial" w:hAnsi="Arial" w:cs="Arial"/>
-          <w:color w:val="111111"/>
-        </w:rPr>
-        <w:t xml:space="preserve">ervices, significantly improving </w:t>
+        <w:t xml:space="preserve">- Introduced standardized error handling, structured logging, and correlation IDs across backend services, significantly improving </w:t>
       </w:r>
       <w:proofErr w:type="spellStart"/>
       <w:r>
@@ -2049,14 +1925,7 @@
           <w:rFonts w:ascii="Arial" w:eastAsia="Arial" w:hAnsi="Arial" w:cs="Arial"/>
           <w:color w:val="111111"/>
         </w:rPr>
-        <w:t xml:space="preserve">- Collaborated closely with frontend, product, and domain stakeholders to translate ambiguous business requirements into precise backend </w:t>
-      </w:r>
-      <w:r>
-        <w:rPr>
-          <w:rFonts w:ascii="Arial" w:eastAsia="Arial" w:hAnsi="Arial" w:cs="Arial"/>
-          <w:color w:val="111111"/>
-        </w:rPr>
-        <w:t>contracts and service implementations that aligned technical feasibility with business goals.</w:t>
+        <w:t>- Collaborated closely with frontend, product, and domain stakeholders to translate ambiguous business requirements into precise backend contracts and service implementations that aligned technical feasibility with business goals.</w:t>
       </w:r>
     </w:p>
     <w:p>
@@ -2102,14 +1971,7 @@
           <w:rFonts w:ascii="Arial" w:eastAsia="Arial" w:hAnsi="Arial" w:cs="Arial"/>
           <w:color w:val="111111"/>
         </w:rPr>
-        <w:t xml:space="preserve"> controls t</w:t>
-      </w:r>
-      <w:r>
-        <w:rPr>
-          <w:rFonts w:ascii="Arial" w:eastAsia="Arial" w:hAnsi="Arial" w:cs="Arial"/>
-          <w:color w:val="111111"/>
-        </w:rPr>
-        <w:t>o ensure reliable third-party communication.</w:t>
+        <w:t xml:space="preserve"> controls to ensure reliable third-party communication.</w:t>
       </w:r>
     </w:p>
     <w:p>
@@ -2138,14 +2000,7 @@
           <w:rFonts w:ascii="Arial" w:eastAsia="Arial" w:hAnsi="Arial" w:cs="Arial"/>
           <w:color w:val="111111"/>
         </w:rPr>
-        <w:t>- Actively</w:t>
-      </w:r>
-      <w:r>
-        <w:rPr>
-          <w:rFonts w:ascii="Arial" w:eastAsia="Arial" w:hAnsi="Arial" w:cs="Arial"/>
-          <w:color w:val="111111"/>
-        </w:rPr>
-        <w:t xml:space="preserve"> participated in code reviews and architectural discussions, setting high standards for clean code, modular design, and testability across the backend engineering team.</w:t>
+        <w:t>- Actively participated in code reviews and architectural discussions, setting high standards for clean code, modular design, and testability across the backend engineering team.</w:t>
       </w:r>
     </w:p>
     <w:p>
@@ -2159,14 +2014,7 @@
           <w:rFonts w:ascii="Arial" w:eastAsia="Arial" w:hAnsi="Arial" w:cs="Arial"/>
           <w:color w:val="111111"/>
         </w:rPr>
-        <w:t>- Built automated test suites covering unit, integration, and contract-level scenarios,</w:t>
-      </w:r>
-      <w:r>
-        <w:rPr>
-          <w:rFonts w:ascii="Arial" w:eastAsia="Arial" w:hAnsi="Arial" w:cs="Arial"/>
-          <w:color w:val="111111"/>
-        </w:rPr>
-        <w:t xml:space="preserve"> ensuring backend changes could be safely deployed with confidence in production correctness.</w:t>
+        <w:t>- Built automated test suites covering unit, integration, and contract-level scenarios, ensuring backend changes could be safely deployed with confidence in production correctness.</w:t>
       </w:r>
     </w:p>
     <w:p>
@@ -2180,14 +2028,7 @@
           <w:rFonts w:ascii="Arial" w:eastAsia="Arial" w:hAnsi="Arial" w:cs="Arial"/>
           <w:color w:val="111111"/>
         </w:rPr>
-        <w:t>- Worked hands-on with AWS services to deploy and operate backend workloads, balancing cost efficiency, scalability, and operational simplicity in cloud-native en</w:t>
-      </w:r>
-      <w:r>
-        <w:rPr>
-          <w:rFonts w:ascii="Arial" w:eastAsia="Arial" w:hAnsi="Arial" w:cs="Arial"/>
-          <w:color w:val="111111"/>
-        </w:rPr>
-        <w:t>vironments.</w:t>
+        <w:t>- Worked hands-on with AWS services to deploy and operate backend workloads, balancing cost efficiency, scalability, and operational simplicity in cloud-native environments.</w:t>
       </w:r>
     </w:p>
     <w:p>
@@ -2215,14 +2056,7 @@
           <w:rFonts w:ascii="Arial" w:eastAsia="Arial" w:hAnsi="Arial" w:cs="Arial"/>
           <w:color w:val="111111"/>
         </w:rPr>
-        <w:t>- Continuously refactored legacy backend components into modu</w:t>
-      </w:r>
-      <w:r>
-        <w:rPr>
-          <w:rFonts w:ascii="Arial" w:eastAsia="Arial" w:hAnsi="Arial" w:cs="Arial"/>
-          <w:color w:val="111111"/>
-        </w:rPr>
-        <w:t xml:space="preserve">lar </w:t>
+        <w:t xml:space="preserve">- Continuously refactored legacy backend components into modular </w:t>
       </w:r>
       <w:proofErr w:type="spellStart"/>
       <w:r>
@@ -2313,14 +2147,7 @@
           <w:rFonts w:ascii="Arial" w:eastAsia="Arial" w:hAnsi="Arial" w:cs="Arial"/>
           <w:color w:val="111111"/>
         </w:rPr>
-        <w:t>- Developed and maintained backend services using Node.js and Ex</w:t>
-      </w:r>
-      <w:r>
-        <w:rPr>
-          <w:rFonts w:ascii="Arial" w:eastAsia="Arial" w:hAnsi="Arial" w:cs="Arial"/>
-          <w:color w:val="111111"/>
-        </w:rPr>
-        <w:t xml:space="preserve">press, creating </w:t>
+        <w:t xml:space="preserve">- Developed and maintained backend services using Node.js and Express, creating </w:t>
       </w:r>
       <w:proofErr w:type="spellStart"/>
       <w:r>
@@ -2350,14 +2177,7 @@
           <w:rFonts w:ascii="Arial" w:eastAsia="Arial" w:hAnsi="Arial" w:cs="Arial"/>
           <w:color w:val="111111"/>
         </w:rPr>
-        <w:t>- Designed backend application logic, request validation, and error handling layers that ensured consistent API beha</w:t>
-      </w:r>
-      <w:r>
-        <w:rPr>
-          <w:rFonts w:ascii="Arial" w:eastAsia="Arial" w:hAnsi="Arial" w:cs="Arial"/>
-          <w:color w:val="111111"/>
-        </w:rPr>
-        <w:t>vior and predictable responses for frontend consumers and integrated systems.</w:t>
+        <w:t>- Designed backend application logic, request validation, and error handling layers that ensured consistent API behavior and predictable responses for frontend consumers and integrated systems.</w:t>
       </w:r>
     </w:p>
     <w:p>
@@ -2371,14 +2191,7 @@
           <w:rFonts w:ascii="Arial" w:eastAsia="Arial" w:hAnsi="Arial" w:cs="Arial"/>
           <w:color w:val="111111"/>
         </w:rPr>
-        <w:t>- Collaborated with frontend engineers to define API contracts and optimize backend endpoints for real-world UI usage patterns, reducing over-fetching and improving perceived app</w:t>
-      </w:r>
-      <w:r>
-        <w:rPr>
-          <w:rFonts w:ascii="Arial" w:eastAsia="Arial" w:hAnsi="Arial" w:cs="Arial"/>
-          <w:color w:val="111111"/>
-        </w:rPr>
-        <w:t>lication performance.</w:t>
+        <w:t>- Collaborated with frontend engineers to define API contracts and optimize backend endpoints for real-world UI usage patterns, reducing over-fetching and improving perceived application performance.</w:t>
       </w:r>
     </w:p>
     <w:p>
@@ -2420,14 +2233,7 @@
           <w:rFonts w:ascii="Arial" w:eastAsia="Arial" w:hAnsi="Arial" w:cs="Arial"/>
           <w:color w:val="111111"/>
         </w:rPr>
-        <w:t>- Participated in deployment and environment configuration for backend servi</w:t>
-      </w:r>
-      <w:r>
-        <w:rPr>
-          <w:rFonts w:ascii="Arial" w:eastAsia="Arial" w:hAnsi="Arial" w:cs="Arial"/>
-          <w:color w:val="111111"/>
-        </w:rPr>
-        <w:t>ces, gaining hands-on experience with cloud-hosted infrastructure and CI/CD workflows.</w:t>
+        <w:t>- Participated in deployment and environment configuration for backend services, gaining hands-on experience with cloud-hosted infrastructure and CI/CD workflows.</w:t>
       </w:r>
     </w:p>
     <w:p>
@@ -2455,14 +2261,7 @@
           <w:rFonts w:ascii="Arial" w:eastAsia="Arial" w:hAnsi="Arial" w:cs="Arial"/>
           <w:color w:val="111111"/>
         </w:rPr>
-        <w:t>- Worked c</w:t>
-      </w:r>
-      <w:r>
-        <w:rPr>
-          <w:rFonts w:ascii="Arial" w:eastAsia="Arial" w:hAnsi="Arial" w:cs="Arial"/>
-          <w:color w:val="111111"/>
-        </w:rPr>
-        <w:t>losely with designers and product stakeholders to support rapid feature iteration while maintaining backend stability and data consistency.</w:t>
+        <w:t>- Worked closely with designers and product stakeholders to support rapid feature iteration while maintaining backend stability and data consistency.</w:t>
       </w:r>
     </w:p>
     <w:p>
@@ -2476,14 +2275,7 @@
           <w:rFonts w:ascii="Arial" w:eastAsia="Arial" w:hAnsi="Arial" w:cs="Arial"/>
           <w:color w:val="111111"/>
         </w:rPr>
-        <w:t>- Contributed to refactoring efforts that reduced technical debt in legacy Express codebases, improving readability,</w:t>
-      </w:r>
-      <w:r>
-        <w:rPr>
-          <w:rFonts w:ascii="Arial" w:eastAsia="Arial" w:hAnsi="Arial" w:cs="Arial"/>
-          <w:color w:val="111111"/>
-        </w:rPr>
-        <w:t xml:space="preserve"> testability, and long-term maintainability.</w:t>
+        <w:t>- Contributed to refactoring efforts that reduced technical debt in legacy Express codebases, improving readability, testability, and long-term maintainability.</w:t>
       </w:r>
     </w:p>
     <w:p>
@@ -2511,14 +2303,7 @@
           <w:rFonts w:ascii="Arial" w:eastAsia="Arial" w:hAnsi="Arial" w:cs="Arial"/>
           <w:color w:val="111111"/>
         </w:rPr>
-        <w:t>- Expanded backend responsibilities over time to incl</w:t>
-      </w:r>
-      <w:r>
-        <w:rPr>
-          <w:rFonts w:ascii="Arial" w:eastAsia="Arial" w:hAnsi="Arial" w:cs="Arial"/>
-          <w:color w:val="111111"/>
-        </w:rPr>
-        <w:t>ude performance tuning, security considerations, and integration ownership across multiple projects.</w:t>
+        <w:t>- Expanded backend responsibilities over time to include performance tuning, security considerations, and integration ownership across multiple projects.</w:t>
       </w:r>
     </w:p>
     <w:p>
@@ -2596,14 +2381,7 @@
           <w:rFonts w:ascii="Arial" w:eastAsia="Arial" w:hAnsi="Arial" w:cs="Arial"/>
           <w:color w:val="111111"/>
         </w:rPr>
-        <w:t>- Implemented core business workflows on the server side, translat</w:t>
-      </w:r>
-      <w:r>
-        <w:rPr>
-          <w:rFonts w:ascii="Arial" w:eastAsia="Arial" w:hAnsi="Arial" w:cs="Arial"/>
-          <w:color w:val="111111"/>
-        </w:rPr>
-        <w:t>ing business requirements into reliable backend code that interacted with relational databases and external systems.</w:t>
+        <w:t>- Implemented core business workflows on the server side, translating business requirements into reliable backend code that interacted with relational databases and external systems.</w:t>
       </w:r>
     </w:p>
     <w:p>
@@ -2617,14 +2395,7 @@
           <w:rFonts w:ascii="Arial" w:eastAsia="Arial" w:hAnsi="Arial" w:cs="Arial"/>
           <w:color w:val="111111"/>
         </w:rPr>
-        <w:t>- Assisted senior engineers in designing backend components and data flows, gaining foundational experience in system architecture, modular</w:t>
-      </w:r>
-      <w:r>
-        <w:rPr>
-          <w:rFonts w:ascii="Arial" w:eastAsia="Arial" w:hAnsi="Arial" w:cs="Arial"/>
-          <w:color w:val="111111"/>
-        </w:rPr>
-        <w:t xml:space="preserve"> design, and production support.</w:t>
+        <w:t>- Assisted senior engineers in designing backend components and data flows, gaining foundational experience in system architecture, modular design, and production support.</w:t>
       </w:r>
     </w:p>
     <w:p>
@@ -2652,14 +2423,7 @@
           <w:rFonts w:ascii="Arial" w:eastAsia="Arial" w:hAnsi="Arial" w:cs="Arial"/>
           <w:color w:val="111111"/>
         </w:rPr>
-        <w:t>- Collaborated with cross-functional teams to deliver ba</w:t>
-      </w:r>
-      <w:r>
-        <w:rPr>
-          <w:rFonts w:ascii="Arial" w:eastAsia="Arial" w:hAnsi="Arial" w:cs="Arial"/>
-          <w:color w:val="111111"/>
-        </w:rPr>
-        <w:t>ckend features aligned with project timelines, business needs, and evolving technical constraints.</w:t>
+        <w:t>- Collaborated with cross-functional teams to deliver backend features aligned with project timelines, business needs, and evolving technical constraints.</w:t>
       </w:r>
     </w:p>
     <w:p>
@@ -2673,14 +2437,7 @@
           <w:rFonts w:ascii="Arial" w:eastAsia="Arial" w:hAnsi="Arial" w:cs="Arial"/>
           <w:color w:val="111111"/>
         </w:rPr>
-        <w:t>- Learned and applied backend best practices including error handling, input validation, and code reuse, forming a solid foundation for later senior-level ow</w:t>
-      </w:r>
-      <w:r>
-        <w:rPr>
-          <w:rFonts w:ascii="Arial" w:eastAsia="Arial" w:hAnsi="Arial" w:cs="Arial"/>
-          <w:color w:val="111111"/>
-        </w:rPr>
-        <w:t>nership.</w:t>
+        <w:t>- Learned and applied backend best practices including error handling, input validation, and code reuse, forming a solid foundation for later senior-level ownership.</w:t>
       </w:r>
     </w:p>
     <w:p>
@@ -2718,8 +2475,6 @@
         <w:ind w:left="240"/>
         <w:jc w:val="both"/>
       </w:pPr>
-      <w:bookmarkStart w:id="0" w:name="_GoBack"/>
-      <w:bookmarkEnd w:id="0"/>
     </w:p>
     <w:p>
       <w:pPr>
@@ -2779,16 +2534,7 @@
           <w:sz w:val="19"/>
           <w:szCs w:val="19"/>
         </w:rPr>
-        <w:t>2009 - 2</w:t>
-      </w:r>
-      <w:r>
-        <w:rPr>
-          <w:rFonts w:ascii="Arial" w:eastAsia="Arial" w:hAnsi="Arial" w:cs="Arial"/>
-          <w:color w:val="4B5563"/>
-          <w:sz w:val="19"/>
-          <w:szCs w:val="19"/>
-        </w:rPr>
-        <w:t>013</w:t>
+        <w:t>2009 - 2013</w:t>
       </w:r>
     </w:p>
     <w:p>

--- a/Tyler/Node Backend/Tyler_Roberts.docx
+++ b/Tyler/Node Backend/Tyler_Roberts.docx
@@ -44,7 +44,7 @@
           <w:sz w:val="19"/>
           <w:szCs w:val="19"/>
         </w:rPr>
-        <w:t>tylerroberts.dev@oudook.com | linkedin.com/in/tyler-roberts-3b839b3a9/ | Florida, United States | +1 (321) 376-7095</w:t>
+        <w:t>tylerrdev@outlook.com | linkedin.com/in/tyler-roberts-76a8193b2/ | Florida, United States | +1 (321) 376-7095</w:t>
       </w:r>
     </w:p>
     <w:p>
@@ -133,6 +133,7 @@
         </w:rPr>
         <w:t xml:space="preserve">, </w:t>
       </w:r>
+      <w:proofErr w:type="spellStart"/>
       <w:r>
         <w:rPr>
           <w:rStyle w:val="Strong"/>
@@ -140,6 +141,7 @@
         </w:rPr>
         <w:t>TypeScript</w:t>
       </w:r>
+      <w:proofErr w:type="spellEnd"/>
       <w:r>
         <w:rPr>
           <w:rFonts w:ascii="Arial" w:hAnsi="Arial" w:cs="Arial"/>
@@ -157,7 +159,21 @@
         <w:rPr>
           <w:rFonts w:ascii="Arial" w:hAnsi="Arial" w:cs="Arial"/>
         </w:rPr>
-        <w:t xml:space="preserve"> architecture. Strong focus on </w:t>
+        <w:t xml:space="preserve"> architecture. Strong </w:t>
+      </w:r>
+      <w:proofErr w:type="gramStart"/>
+      <w:r>
+        <w:rPr>
+          <w:rFonts w:ascii="Arial" w:hAnsi="Arial" w:cs="Arial"/>
+        </w:rPr>
+        <w:t>focus</w:t>
+      </w:r>
+      <w:proofErr w:type="gramEnd"/>
+      <w:r>
+        <w:rPr>
+          <w:rFonts w:ascii="Arial" w:hAnsi="Arial" w:cs="Arial"/>
+        </w:rPr>
+        <w:t xml:space="preserve"> on </w:t>
       </w:r>
       <w:r>
         <w:rPr>
@@ -185,6 +201,7 @@
         </w:rPr>
         <w:t xml:space="preserve">, </w:t>
       </w:r>
+      <w:proofErr w:type="spellStart"/>
       <w:r>
         <w:rPr>
           <w:rStyle w:val="Strong"/>
@@ -192,6 +209,7 @@
         </w:rPr>
         <w:t>observability</w:t>
       </w:r>
+      <w:proofErr w:type="spellEnd"/>
       <w:r>
         <w:rPr>
           <w:rFonts w:ascii="Arial" w:hAnsi="Arial" w:cs="Arial"/>
@@ -248,7 +266,14 @@
         <w:rPr>
           <w:rFonts w:ascii="Arial" w:hAnsi="Arial" w:cs="Arial"/>
         </w:rPr>
-        <w:t xml:space="preserve">. Known for translating ambiguous requirements into </w:t>
+        <w:t xml:space="preserve">. </w:t>
+      </w:r>
+      <w:proofErr w:type="gramStart"/>
+      <w:r>
+        <w:rPr>
+          <w:rFonts w:ascii="Arial" w:hAnsi="Arial" w:cs="Arial"/>
+        </w:rPr>
+        <w:t xml:space="preserve">Known for translating ambiguous requirements into </w:t>
       </w:r>
       <w:r>
         <w:rPr>
@@ -315,6 +340,7 @@
         </w:rPr>
         <w:t xml:space="preserve"> practices.</w:t>
       </w:r>
+      <w:proofErr w:type="gramEnd"/>
     </w:p>
     <w:p>
       <w:pPr>
@@ -377,6 +403,7 @@
         </w:rPr>
         <w:t xml:space="preserve">, </w:t>
       </w:r>
+      <w:proofErr w:type="spellStart"/>
       <w:r>
         <w:rPr>
           <w:rStyle w:val="Strong"/>
@@ -385,6 +412,7 @@
         </w:rPr>
         <w:t>TypeScript</w:t>
       </w:r>
+      <w:proofErr w:type="spellEnd"/>
       <w:r>
         <w:rPr>
           <w:rFonts w:ascii="Arial" w:hAnsi="Arial" w:cs="Arial"/>
@@ -437,6 +465,7 @@
         </w:rPr>
         <w:t xml:space="preserve">, </w:t>
       </w:r>
+      <w:proofErr w:type="spellStart"/>
       <w:r>
         <w:rPr>
           <w:rStyle w:val="Strong"/>
@@ -445,13 +474,15 @@
         </w:rPr>
         <w:t>Redux</w:t>
       </w:r>
-      <w:r>
-        <w:rPr>
-          <w:rFonts w:ascii="Arial" w:hAnsi="Arial" w:cs="Arial"/>
-          <w:sz w:val="20"/>
-        </w:rPr>
-        <w:t xml:space="preserve">, </w:t>
-      </w:r>
+      <w:proofErr w:type="spellEnd"/>
+      <w:r>
+        <w:rPr>
+          <w:rFonts w:ascii="Arial" w:hAnsi="Arial" w:cs="Arial"/>
+          <w:sz w:val="20"/>
+        </w:rPr>
+        <w:t xml:space="preserve">, </w:t>
+      </w:r>
+      <w:proofErr w:type="spellStart"/>
       <w:r>
         <w:rPr>
           <w:rStyle w:val="Strong"/>
@@ -460,6 +491,7 @@
         </w:rPr>
         <w:t>Formik</w:t>
       </w:r>
+      <w:proofErr w:type="spellEnd"/>
       <w:r>
         <w:rPr>
           <w:rFonts w:ascii="Arial" w:hAnsi="Arial" w:cs="Arial"/>
@@ -512,6 +544,7 @@
         </w:rPr>
         <w:t xml:space="preserve">, </w:t>
       </w:r>
+      <w:proofErr w:type="spellStart"/>
       <w:r>
         <w:rPr>
           <w:rStyle w:val="Strong"/>
@@ -520,13 +553,15 @@
         </w:rPr>
         <w:t>Vite</w:t>
       </w:r>
-      <w:r>
-        <w:rPr>
-          <w:rFonts w:ascii="Arial" w:hAnsi="Arial" w:cs="Arial"/>
-          <w:sz w:val="20"/>
-        </w:rPr>
-        <w:t xml:space="preserve">, </w:t>
-      </w:r>
+      <w:proofErr w:type="spellEnd"/>
+      <w:r>
+        <w:rPr>
+          <w:rFonts w:ascii="Arial" w:hAnsi="Arial" w:cs="Arial"/>
+          <w:sz w:val="20"/>
+        </w:rPr>
+        <w:t xml:space="preserve">, </w:t>
+      </w:r>
+      <w:proofErr w:type="spellStart"/>
       <w:r>
         <w:rPr>
           <w:rStyle w:val="Strong"/>
@@ -535,13 +570,15 @@
         </w:rPr>
         <w:t>Webpack</w:t>
       </w:r>
-      <w:r>
-        <w:rPr>
-          <w:rFonts w:ascii="Arial" w:hAnsi="Arial" w:cs="Arial"/>
-          <w:sz w:val="20"/>
-        </w:rPr>
-        <w:t xml:space="preserve">, </w:t>
-      </w:r>
+      <w:proofErr w:type="spellEnd"/>
+      <w:r>
+        <w:rPr>
+          <w:rFonts w:ascii="Arial" w:hAnsi="Arial" w:cs="Arial"/>
+          <w:sz w:val="20"/>
+        </w:rPr>
+        <w:t xml:space="preserve">, </w:t>
+      </w:r>
+      <w:proofErr w:type="spellStart"/>
       <w:r>
         <w:rPr>
           <w:rStyle w:val="Strong"/>
@@ -550,6 +587,7 @@
         </w:rPr>
         <w:t>ESLint</w:t>
       </w:r>
+      <w:proofErr w:type="spellEnd"/>
       <w:r>
         <w:rPr>
           <w:rFonts w:ascii="Arial" w:hAnsi="Arial" w:cs="Arial"/>
@@ -609,6 +647,7 @@
         </w:rPr>
         <w:t xml:space="preserve">, </w:t>
       </w:r>
+      <w:proofErr w:type="spellStart"/>
       <w:r>
         <w:rPr>
           <w:rStyle w:val="Strong"/>
@@ -617,6 +656,7 @@
         </w:rPr>
         <w:t>NestJS</w:t>
       </w:r>
+      <w:proofErr w:type="spellEnd"/>
       <w:r>
         <w:rPr>
           <w:rFonts w:ascii="Arial" w:hAnsi="Arial" w:cs="Arial"/>
@@ -639,6 +679,7 @@
         </w:rPr>
         <w:t xml:space="preserve">, </w:t>
       </w:r>
+      <w:proofErr w:type="spellStart"/>
       <w:r>
         <w:rPr>
           <w:rStyle w:val="Strong"/>
@@ -647,6 +688,7 @@
         </w:rPr>
         <w:t>Fastify</w:t>
       </w:r>
+      <w:proofErr w:type="spellEnd"/>
       <w:r>
         <w:rPr>
           <w:rFonts w:ascii="Arial" w:hAnsi="Arial" w:cs="Arial"/>
@@ -669,6 +711,7 @@
         </w:rPr>
         <w:t xml:space="preserve">, </w:t>
       </w:r>
+      <w:proofErr w:type="spellStart"/>
       <w:r>
         <w:rPr>
           <w:rStyle w:val="Strong"/>
@@ -677,28 +720,40 @@
         </w:rPr>
         <w:t>GraphQL</w:t>
       </w:r>
-      <w:r>
-        <w:rPr>
-          <w:rFonts w:ascii="Arial" w:hAnsi="Arial" w:cs="Arial"/>
-          <w:sz w:val="20"/>
-        </w:rPr>
-        <w:t xml:space="preserve">, </w:t>
-      </w:r>
-      <w:r>
-        <w:rPr>
-          <w:rStyle w:val="Strong"/>
-          <w:rFonts w:ascii="Arial" w:hAnsi="Arial" w:cs="Arial"/>
-          <w:sz w:val="20"/>
-        </w:rPr>
-        <w:t>OpenAPI/Swagger</w:t>
-      </w:r>
-      <w:r>
-        <w:rPr>
-          <w:rFonts w:ascii="Arial" w:hAnsi="Arial" w:cs="Arial"/>
-          <w:sz w:val="20"/>
-        </w:rPr>
-        <w:t xml:space="preserve">, </w:t>
-      </w:r>
+      <w:proofErr w:type="spellEnd"/>
+      <w:r>
+        <w:rPr>
+          <w:rFonts w:ascii="Arial" w:hAnsi="Arial" w:cs="Arial"/>
+          <w:sz w:val="20"/>
+        </w:rPr>
+        <w:t xml:space="preserve">, </w:t>
+      </w:r>
+      <w:proofErr w:type="spellStart"/>
+      <w:r>
+        <w:rPr>
+          <w:rStyle w:val="Strong"/>
+          <w:rFonts w:ascii="Arial" w:hAnsi="Arial" w:cs="Arial"/>
+          <w:sz w:val="20"/>
+        </w:rPr>
+        <w:t>OpenAPI</w:t>
+      </w:r>
+      <w:proofErr w:type="spellEnd"/>
+      <w:r>
+        <w:rPr>
+          <w:rStyle w:val="Strong"/>
+          <w:rFonts w:ascii="Arial" w:hAnsi="Arial" w:cs="Arial"/>
+          <w:sz w:val="20"/>
+        </w:rPr>
+        <w:t>/Swagger</w:t>
+      </w:r>
+      <w:r>
+        <w:rPr>
+          <w:rFonts w:ascii="Arial" w:hAnsi="Arial" w:cs="Arial"/>
+          <w:sz w:val="20"/>
+        </w:rPr>
+        <w:t xml:space="preserve">, </w:t>
+      </w:r>
+      <w:proofErr w:type="spellStart"/>
       <w:r>
         <w:rPr>
           <w:rStyle w:val="Strong"/>
@@ -707,13 +762,15 @@
         </w:rPr>
         <w:t>webhooks</w:t>
       </w:r>
-      <w:r>
-        <w:rPr>
-          <w:rFonts w:ascii="Arial" w:hAnsi="Arial" w:cs="Arial"/>
-          <w:sz w:val="20"/>
-        </w:rPr>
-        <w:t xml:space="preserve">, </w:t>
-      </w:r>
+      <w:proofErr w:type="spellEnd"/>
+      <w:r>
+        <w:rPr>
+          <w:rFonts w:ascii="Arial" w:hAnsi="Arial" w:cs="Arial"/>
+          <w:sz w:val="20"/>
+        </w:rPr>
+        <w:t xml:space="preserve">, </w:t>
+      </w:r>
+      <w:proofErr w:type="spellStart"/>
       <w:r>
         <w:rPr>
           <w:rStyle w:val="Strong"/>
@@ -722,6 +779,7 @@
         </w:rPr>
         <w:t>WebSockets</w:t>
       </w:r>
+      <w:proofErr w:type="spellEnd"/>
       <w:r>
         <w:rPr>
           <w:rFonts w:ascii="Arial" w:hAnsi="Arial" w:cs="Arial"/>
@@ -774,6 +832,7 @@
         </w:rPr>
         <w:t xml:space="preserve">, </w:t>
       </w:r>
+      <w:proofErr w:type="spellStart"/>
       <w:r>
         <w:rPr>
           <w:rStyle w:val="Strong"/>
@@ -782,6 +841,7 @@
         </w:rPr>
         <w:t>microservices</w:t>
       </w:r>
+      <w:proofErr w:type="spellEnd"/>
     </w:p>
     <w:p>
       <w:pPr>
@@ -811,6 +871,7 @@
         </w:rPr>
         <w:t xml:space="preserve"> — Relational: </w:t>
       </w:r>
+      <w:proofErr w:type="spellStart"/>
       <w:r>
         <w:rPr>
           <w:rStyle w:val="Strong"/>
@@ -819,6 +880,7 @@
         </w:rPr>
         <w:t>PostgreSQL</w:t>
       </w:r>
+      <w:proofErr w:type="spellEnd"/>
       <w:r>
         <w:rPr>
           <w:rFonts w:ascii="Arial" w:hAnsi="Arial" w:cs="Arial"/>
@@ -854,8 +916,25 @@
           <w:rFonts w:ascii="Arial" w:hAnsi="Arial" w:cs="Arial"/>
           <w:sz w:val="20"/>
         </w:rPr>
-        <w:t xml:space="preserve"> | NoSQL: </w:t>
-      </w:r>
+        <w:t xml:space="preserve"> | </w:t>
+      </w:r>
+      <w:proofErr w:type="spellStart"/>
+      <w:r>
+        <w:rPr>
+          <w:rFonts w:ascii="Arial" w:hAnsi="Arial" w:cs="Arial"/>
+          <w:sz w:val="20"/>
+        </w:rPr>
+        <w:t>NoSQL</w:t>
+      </w:r>
+      <w:proofErr w:type="spellEnd"/>
+      <w:r>
+        <w:rPr>
+          <w:rFonts w:ascii="Arial" w:hAnsi="Arial" w:cs="Arial"/>
+          <w:sz w:val="20"/>
+        </w:rPr>
+        <w:t xml:space="preserve">: </w:t>
+      </w:r>
+      <w:proofErr w:type="spellStart"/>
       <w:r>
         <w:rPr>
           <w:rStyle w:val="Strong"/>
@@ -864,13 +943,15 @@
         </w:rPr>
         <w:t>Redis</w:t>
       </w:r>
-      <w:r>
-        <w:rPr>
-          <w:rFonts w:ascii="Arial" w:hAnsi="Arial" w:cs="Arial"/>
-          <w:sz w:val="20"/>
-        </w:rPr>
-        <w:t xml:space="preserve">, </w:t>
-      </w:r>
+      <w:proofErr w:type="spellEnd"/>
+      <w:r>
+        <w:rPr>
+          <w:rFonts w:ascii="Arial" w:hAnsi="Arial" w:cs="Arial"/>
+          <w:sz w:val="20"/>
+        </w:rPr>
+        <w:t xml:space="preserve">, </w:t>
+      </w:r>
+      <w:proofErr w:type="spellStart"/>
       <w:r>
         <w:rPr>
           <w:rStyle w:val="Strong"/>
@@ -879,13 +960,15 @@
         </w:rPr>
         <w:t>MongoDB</w:t>
       </w:r>
-      <w:r>
-        <w:rPr>
-          <w:rFonts w:ascii="Arial" w:hAnsi="Arial" w:cs="Arial"/>
-          <w:sz w:val="20"/>
-        </w:rPr>
-        <w:t xml:space="preserve">, </w:t>
-      </w:r>
+      <w:proofErr w:type="spellEnd"/>
+      <w:r>
+        <w:rPr>
+          <w:rFonts w:ascii="Arial" w:hAnsi="Arial" w:cs="Arial"/>
+          <w:sz w:val="20"/>
+        </w:rPr>
+        <w:t xml:space="preserve">, </w:t>
+      </w:r>
+      <w:proofErr w:type="spellStart"/>
       <w:r>
         <w:rPr>
           <w:rStyle w:val="Strong"/>
@@ -894,6 +977,7 @@
         </w:rPr>
         <w:t>DynamoDB</w:t>
       </w:r>
+      <w:proofErr w:type="spellEnd"/>
       <w:r>
         <w:rPr>
           <w:rFonts w:ascii="Arial" w:hAnsi="Arial" w:cs="Arial"/>
@@ -931,6 +1015,7 @@
         </w:rPr>
         <w:t xml:space="preserve">, </w:t>
       </w:r>
+      <w:proofErr w:type="spellStart"/>
       <w:r>
         <w:rPr>
           <w:rStyle w:val="Strong"/>
@@ -939,6 +1024,7 @@
         </w:rPr>
         <w:t>RabbitMQ</w:t>
       </w:r>
+      <w:proofErr w:type="spellEnd"/>
       <w:r>
         <w:rPr>
           <w:rFonts w:ascii="Arial" w:hAnsi="Arial" w:cs="Arial"/>
@@ -946,6 +1032,7 @@
         </w:rPr>
         <w:t xml:space="preserve"> | Search: </w:t>
       </w:r>
+      <w:proofErr w:type="spellStart"/>
       <w:r>
         <w:rPr>
           <w:rStyle w:val="Strong"/>
@@ -954,6 +1041,7 @@
         </w:rPr>
         <w:t>Elasticsearch</w:t>
       </w:r>
+      <w:proofErr w:type="spellEnd"/>
       <w:r>
         <w:rPr>
           <w:rFonts w:ascii="Arial" w:hAnsi="Arial" w:cs="Arial"/>
@@ -991,6 +1079,7 @@
         </w:rPr>
         <w:t xml:space="preserve">, </w:t>
       </w:r>
+      <w:proofErr w:type="spellStart"/>
       <w:r>
         <w:rPr>
           <w:rStyle w:val="Strong"/>
@@ -999,6 +1088,7 @@
         </w:rPr>
         <w:t>BigQuery</w:t>
       </w:r>
+      <w:proofErr w:type="spellEnd"/>
     </w:p>
     <w:p>
       <w:pPr>
@@ -1019,8 +1109,18 @@
           <w:rFonts w:ascii="Arial" w:hAnsi="Arial" w:cs="Arial"/>
           <w:sz w:val="20"/>
         </w:rPr>
-        <w:t>Cloud &amp; DevOps</w:t>
-      </w:r>
+        <w:t xml:space="preserve">Cloud &amp; </w:t>
+      </w:r>
+      <w:proofErr w:type="spellStart"/>
+      <w:r>
+        <w:rPr>
+          <w:rStyle w:val="Strong"/>
+          <w:rFonts w:ascii="Arial" w:hAnsi="Arial" w:cs="Arial"/>
+          <w:sz w:val="20"/>
+        </w:rPr>
+        <w:t>DevOps</w:t>
+      </w:r>
+      <w:proofErr w:type="spellEnd"/>
       <w:r>
         <w:rPr>
           <w:rFonts w:ascii="Arial" w:hAnsi="Arial" w:cs="Arial"/>
@@ -1133,6 +1233,7 @@
         </w:rPr>
         <w:t xml:space="preserve">, </w:t>
       </w:r>
+      <w:proofErr w:type="spellStart"/>
       <w:r>
         <w:rPr>
           <w:rStyle w:val="Strong"/>
@@ -1141,6 +1242,7 @@
         </w:rPr>
         <w:t>CloudFront</w:t>
       </w:r>
+      <w:proofErr w:type="spellEnd"/>
       <w:r>
         <w:rPr>
           <w:rFonts w:ascii="Arial" w:hAnsi="Arial" w:cs="Arial"/>
@@ -1163,6 +1265,7 @@
         </w:rPr>
         <w:t xml:space="preserve">, </w:t>
       </w:r>
+      <w:proofErr w:type="spellStart"/>
       <w:r>
         <w:rPr>
           <w:rStyle w:val="Strong"/>
@@ -1171,13 +1274,15 @@
         </w:rPr>
         <w:t>DynamoDB</w:t>
       </w:r>
-      <w:r>
-        <w:rPr>
-          <w:rFonts w:ascii="Arial" w:hAnsi="Arial" w:cs="Arial"/>
-          <w:sz w:val="20"/>
-        </w:rPr>
-        <w:t xml:space="preserve">, </w:t>
-      </w:r>
+      <w:proofErr w:type="spellEnd"/>
+      <w:r>
+        <w:rPr>
+          <w:rFonts w:ascii="Arial" w:hAnsi="Arial" w:cs="Arial"/>
+          <w:sz w:val="20"/>
+        </w:rPr>
+        <w:t xml:space="preserve">, </w:t>
+      </w:r>
+      <w:proofErr w:type="spellStart"/>
       <w:r>
         <w:rPr>
           <w:rStyle w:val="Strong"/>
@@ -1186,13 +1291,15 @@
         </w:rPr>
         <w:t>ElastiCache</w:t>
       </w:r>
-      <w:r>
-        <w:rPr>
-          <w:rFonts w:ascii="Arial" w:hAnsi="Arial" w:cs="Arial"/>
-          <w:sz w:val="20"/>
-        </w:rPr>
-        <w:t xml:space="preserve">, </w:t>
-      </w:r>
+      <w:proofErr w:type="spellEnd"/>
+      <w:r>
+        <w:rPr>
+          <w:rFonts w:ascii="Arial" w:hAnsi="Arial" w:cs="Arial"/>
+          <w:sz w:val="20"/>
+        </w:rPr>
+        <w:t xml:space="preserve">, </w:t>
+      </w:r>
+      <w:proofErr w:type="spellStart"/>
       <w:r>
         <w:rPr>
           <w:rStyle w:val="Strong"/>
@@ -1201,6 +1308,7 @@
         </w:rPr>
         <w:t>EventBridge</w:t>
       </w:r>
+      <w:proofErr w:type="spellEnd"/>
       <w:r>
         <w:rPr>
           <w:rFonts w:ascii="Arial" w:hAnsi="Arial" w:cs="Arial"/>
@@ -1418,6 +1526,7 @@
         </w:rPr>
         <w:t xml:space="preserve">, </w:t>
       </w:r>
+      <w:proofErr w:type="spellStart"/>
       <w:r>
         <w:rPr>
           <w:rStyle w:val="Strong"/>
@@ -1426,6 +1535,7 @@
         </w:rPr>
         <w:t>BigQuery</w:t>
       </w:r>
+      <w:proofErr w:type="spellEnd"/>
       <w:r>
         <w:rPr>
           <w:rFonts w:ascii="Arial" w:hAnsi="Arial" w:cs="Arial"/>
@@ -1433,6 +1543,7 @@
         </w:rPr>
         <w:t xml:space="preserve"> | </w:t>
       </w:r>
+      <w:proofErr w:type="spellStart"/>
       <w:r>
         <w:rPr>
           <w:rStyle w:val="Strong"/>
@@ -1441,13 +1552,15 @@
         </w:rPr>
         <w:t>Docker</w:t>
       </w:r>
-      <w:r>
-        <w:rPr>
-          <w:rFonts w:ascii="Arial" w:hAnsi="Arial" w:cs="Arial"/>
-          <w:sz w:val="20"/>
-        </w:rPr>
-        <w:t xml:space="preserve">, </w:t>
-      </w:r>
+      <w:proofErr w:type="spellEnd"/>
+      <w:r>
+        <w:rPr>
+          <w:rFonts w:ascii="Arial" w:hAnsi="Arial" w:cs="Arial"/>
+          <w:sz w:val="20"/>
+        </w:rPr>
+        <w:t xml:space="preserve">, </w:t>
+      </w:r>
+      <w:proofErr w:type="spellStart"/>
       <w:r>
         <w:rPr>
           <w:rStyle w:val="Strong"/>
@@ -1456,6 +1569,7 @@
         </w:rPr>
         <w:t>Kubernetes</w:t>
       </w:r>
+      <w:proofErr w:type="spellEnd"/>
       <w:r>
         <w:rPr>
           <w:rFonts w:ascii="Arial" w:hAnsi="Arial" w:cs="Arial"/>
@@ -1493,6 +1607,7 @@
         </w:rPr>
         <w:t xml:space="preserve">, </w:t>
       </w:r>
+      <w:proofErr w:type="spellStart"/>
       <w:r>
         <w:rPr>
           <w:rStyle w:val="Strong"/>
@@ -1501,13 +1616,15 @@
         </w:rPr>
         <w:t>GitOps</w:t>
       </w:r>
-      <w:r>
-        <w:rPr>
-          <w:rFonts w:ascii="Arial" w:hAnsi="Arial" w:cs="Arial"/>
-          <w:sz w:val="20"/>
-        </w:rPr>
-        <w:t xml:space="preserve">, </w:t>
-      </w:r>
+      <w:proofErr w:type="spellEnd"/>
+      <w:r>
+        <w:rPr>
+          <w:rFonts w:ascii="Arial" w:hAnsi="Arial" w:cs="Arial"/>
+          <w:sz w:val="20"/>
+        </w:rPr>
+        <w:t xml:space="preserve">, </w:t>
+      </w:r>
+      <w:proofErr w:type="spellStart"/>
       <w:r>
         <w:rPr>
           <w:rStyle w:val="Strong"/>
@@ -1516,13 +1633,15 @@
         </w:rPr>
         <w:t>Terraform</w:t>
       </w:r>
-      <w:r>
-        <w:rPr>
-          <w:rFonts w:ascii="Arial" w:hAnsi="Arial" w:cs="Arial"/>
-          <w:sz w:val="20"/>
-        </w:rPr>
-        <w:t xml:space="preserve">, </w:t>
-      </w:r>
+      <w:proofErr w:type="spellEnd"/>
+      <w:r>
+        <w:rPr>
+          <w:rFonts w:ascii="Arial" w:hAnsi="Arial" w:cs="Arial"/>
+          <w:sz w:val="20"/>
+        </w:rPr>
+        <w:t xml:space="preserve">, </w:t>
+      </w:r>
+      <w:proofErr w:type="spellStart"/>
       <w:r>
         <w:rPr>
           <w:rStyle w:val="Strong"/>
@@ -1531,6 +1650,7 @@
         </w:rPr>
         <w:t>CloudFormation</w:t>
       </w:r>
+      <w:proofErr w:type="spellEnd"/>
       <w:r>
         <w:rPr>
           <w:rFonts w:ascii="Arial" w:hAnsi="Arial" w:cs="Arial"/>
@@ -1538,28 +1658,48 @@
         </w:rPr>
         <w:t xml:space="preserve"> | CI/CD: </w:t>
       </w:r>
-      <w:r>
-        <w:rPr>
-          <w:rStyle w:val="Strong"/>
-          <w:rFonts w:ascii="Arial" w:hAnsi="Arial" w:cs="Arial"/>
-          <w:sz w:val="20"/>
-        </w:rPr>
-        <w:t>GitHub Actions</w:t>
-      </w:r>
-      <w:r>
-        <w:rPr>
-          <w:rFonts w:ascii="Arial" w:hAnsi="Arial" w:cs="Arial"/>
-          <w:sz w:val="20"/>
-        </w:rPr>
-        <w:t xml:space="preserve">, </w:t>
-      </w:r>
-      <w:r>
-        <w:rPr>
-          <w:rStyle w:val="Strong"/>
-          <w:rFonts w:ascii="Arial" w:hAnsi="Arial" w:cs="Arial"/>
-          <w:sz w:val="20"/>
-        </w:rPr>
-        <w:t>GitLab CI</w:t>
+      <w:proofErr w:type="spellStart"/>
+      <w:r>
+        <w:rPr>
+          <w:rStyle w:val="Strong"/>
+          <w:rFonts w:ascii="Arial" w:hAnsi="Arial" w:cs="Arial"/>
+          <w:sz w:val="20"/>
+        </w:rPr>
+        <w:t>GitHub</w:t>
+      </w:r>
+      <w:proofErr w:type="spellEnd"/>
+      <w:r>
+        <w:rPr>
+          <w:rStyle w:val="Strong"/>
+          <w:rFonts w:ascii="Arial" w:hAnsi="Arial" w:cs="Arial"/>
+          <w:sz w:val="20"/>
+        </w:rPr>
+        <w:t xml:space="preserve"> Actions</w:t>
+      </w:r>
+      <w:r>
+        <w:rPr>
+          <w:rFonts w:ascii="Arial" w:hAnsi="Arial" w:cs="Arial"/>
+          <w:sz w:val="20"/>
+        </w:rPr>
+        <w:t xml:space="preserve">, </w:t>
+      </w:r>
+      <w:proofErr w:type="spellStart"/>
+      <w:r>
+        <w:rPr>
+          <w:rStyle w:val="Strong"/>
+          <w:rFonts w:ascii="Arial" w:hAnsi="Arial" w:cs="Arial"/>
+          <w:sz w:val="20"/>
+        </w:rPr>
+        <w:t>GitLab</w:t>
+      </w:r>
+      <w:proofErr w:type="spellEnd"/>
+      <w:r>
+        <w:rPr>
+          <w:rStyle w:val="Strong"/>
+          <w:rFonts w:ascii="Arial" w:hAnsi="Arial" w:cs="Arial"/>
+          <w:sz w:val="20"/>
+        </w:rPr>
+        <w:t xml:space="preserve"> CI</w:t>
       </w:r>
       <w:r>
         <w:rPr>
@@ -1589,15 +1729,26 @@
           <w:rFonts w:ascii="Arial" w:hAnsi="Arial" w:cs="Arial"/>
           <w:sz w:val="20"/>
         </w:rPr>
-        <w:t>Azure DevOps</w:t>
-      </w:r>
-      <w:r>
-        <w:rPr>
-          <w:rFonts w:ascii="Arial" w:hAnsi="Arial" w:cs="Arial"/>
-          <w:sz w:val="20"/>
-        </w:rPr>
-        <w:t xml:space="preserve">, </w:t>
-      </w:r>
+        <w:t xml:space="preserve">Azure </w:t>
+      </w:r>
+      <w:proofErr w:type="spellStart"/>
+      <w:r>
+        <w:rPr>
+          <w:rStyle w:val="Strong"/>
+          <w:rFonts w:ascii="Arial" w:hAnsi="Arial" w:cs="Arial"/>
+          <w:sz w:val="20"/>
+        </w:rPr>
+        <w:t>DevOps</w:t>
+      </w:r>
+      <w:proofErr w:type="spellEnd"/>
+      <w:r>
+        <w:rPr>
+          <w:rFonts w:ascii="Arial" w:hAnsi="Arial" w:cs="Arial"/>
+          <w:sz w:val="20"/>
+        </w:rPr>
+        <w:t xml:space="preserve">, </w:t>
+      </w:r>
+      <w:proofErr w:type="spellStart"/>
       <w:r>
         <w:rPr>
           <w:rStyle w:val="Strong"/>
@@ -1606,6 +1757,7 @@
         </w:rPr>
         <w:t>CircleCI</w:t>
       </w:r>
+      <w:proofErr w:type="spellEnd"/>
     </w:p>
     <w:p>
       <w:pPr>
@@ -1620,13 +1772,23 @@
           <w:sz w:val="20"/>
         </w:rPr>
       </w:pPr>
-      <w:r>
-        <w:rPr>
-          <w:rStyle w:val="Strong"/>
-          <w:rFonts w:ascii="Arial" w:hAnsi="Arial" w:cs="Arial"/>
-          <w:sz w:val="20"/>
-        </w:rPr>
-        <w:t>Observability, Quality &amp; Security</w:t>
+      <w:proofErr w:type="spellStart"/>
+      <w:r>
+        <w:rPr>
+          <w:rStyle w:val="Strong"/>
+          <w:rFonts w:ascii="Arial" w:hAnsi="Arial" w:cs="Arial"/>
+          <w:sz w:val="20"/>
+        </w:rPr>
+        <w:t>Observability</w:t>
+      </w:r>
+      <w:proofErr w:type="spellEnd"/>
+      <w:r>
+        <w:rPr>
+          <w:rStyle w:val="Strong"/>
+          <w:rFonts w:ascii="Arial" w:hAnsi="Arial" w:cs="Arial"/>
+          <w:sz w:val="20"/>
+        </w:rPr>
+        <w:t>, Quality &amp; Security</w:t>
       </w:r>
       <w:r>
         <w:rPr>
@@ -1635,6 +1797,7 @@
         </w:rPr>
         <w:t xml:space="preserve"> — </w:t>
       </w:r>
+      <w:proofErr w:type="spellStart"/>
       <w:r>
         <w:rPr>
           <w:rStyle w:val="Strong"/>
@@ -1643,13 +1806,15 @@
         </w:rPr>
         <w:t>OpenTelemetry</w:t>
       </w:r>
-      <w:r>
-        <w:rPr>
-          <w:rFonts w:ascii="Arial" w:hAnsi="Arial" w:cs="Arial"/>
-          <w:sz w:val="20"/>
-        </w:rPr>
-        <w:t xml:space="preserve">, </w:t>
-      </w:r>
+      <w:proofErr w:type="spellEnd"/>
+      <w:r>
+        <w:rPr>
+          <w:rFonts w:ascii="Arial" w:hAnsi="Arial" w:cs="Arial"/>
+          <w:sz w:val="20"/>
+        </w:rPr>
+        <w:t xml:space="preserve">, </w:t>
+      </w:r>
+      <w:proofErr w:type="spellStart"/>
       <w:r>
         <w:rPr>
           <w:rStyle w:val="Strong"/>
@@ -1658,6 +1823,7 @@
         </w:rPr>
         <w:t>Datadog</w:t>
       </w:r>
+      <w:proofErr w:type="spellEnd"/>
       <w:r>
         <w:rPr>
           <w:rFonts w:ascii="Arial" w:hAnsi="Arial" w:cs="Arial"/>
@@ -1680,6 +1846,7 @@
         </w:rPr>
         <w:t xml:space="preserve">, </w:t>
       </w:r>
+      <w:proofErr w:type="spellStart"/>
       <w:r>
         <w:rPr>
           <w:rStyle w:val="Strong"/>
@@ -1688,6 +1855,7 @@
         </w:rPr>
         <w:t>Grafana</w:t>
       </w:r>
+      <w:proofErr w:type="spellEnd"/>
       <w:r>
         <w:rPr>
           <w:rFonts w:ascii="Arial" w:hAnsi="Arial" w:cs="Arial"/>
@@ -1710,6 +1878,7 @@
         </w:rPr>
         <w:t xml:space="preserve">, </w:t>
       </w:r>
+      <w:proofErr w:type="spellStart"/>
       <w:r>
         <w:rPr>
           <w:rStyle w:val="Strong"/>
@@ -1718,6 +1887,7 @@
         </w:rPr>
         <w:t>CloudWatch</w:t>
       </w:r>
+      <w:proofErr w:type="spellEnd"/>
       <w:r>
         <w:rPr>
           <w:rFonts w:ascii="Arial" w:hAnsi="Arial" w:cs="Arial"/>
@@ -1860,13 +2030,23 @@
         </w:rPr>
         <w:t xml:space="preserve">, </w:t>
       </w:r>
-      <w:r>
-        <w:rPr>
-          <w:rStyle w:val="Strong"/>
-          <w:rFonts w:ascii="Arial" w:hAnsi="Arial" w:cs="Arial"/>
-          <w:sz w:val="20"/>
-        </w:rPr>
-        <w:t>OpenID Connect</w:t>
+      <w:proofErr w:type="spellStart"/>
+      <w:r>
+        <w:rPr>
+          <w:rStyle w:val="Strong"/>
+          <w:rFonts w:ascii="Arial" w:hAnsi="Arial" w:cs="Arial"/>
+          <w:sz w:val="20"/>
+        </w:rPr>
+        <w:t>OpenID</w:t>
+      </w:r>
+      <w:proofErr w:type="spellEnd"/>
+      <w:r>
+        <w:rPr>
+          <w:rStyle w:val="Strong"/>
+          <w:rFonts w:ascii="Arial" w:hAnsi="Arial" w:cs="Arial"/>
+          <w:sz w:val="20"/>
+        </w:rPr>
+        <w:t xml:space="preserve"> Connect</w:t>
       </w:r>
       <w:r>
         <w:rPr>
@@ -1890,6 +2070,7 @@
         </w:rPr>
         <w:t xml:space="preserve">, </w:t>
       </w:r>
+      <w:proofErr w:type="spellStart"/>
       <w:r>
         <w:rPr>
           <w:rStyle w:val="Strong"/>
@@ -1898,6 +2079,7 @@
         </w:rPr>
         <w:t>Okta</w:t>
       </w:r>
+      <w:proofErr w:type="spellEnd"/>
       <w:r>
         <w:rPr>
           <w:rFonts w:ascii="Arial" w:hAnsi="Arial" w:cs="Arial"/>
@@ -1926,8 +2108,18 @@
           <w:rFonts w:ascii="Arial" w:hAnsi="Arial" w:cs="Arial"/>
           <w:sz w:val="20"/>
         </w:rPr>
-        <w:t>AWS Cognito</w:t>
-      </w:r>
+        <w:t xml:space="preserve">AWS </w:t>
+      </w:r>
+      <w:proofErr w:type="spellStart"/>
+      <w:r>
+        <w:rPr>
+          <w:rStyle w:val="Strong"/>
+          <w:rFonts w:ascii="Arial" w:hAnsi="Arial" w:cs="Arial"/>
+          <w:sz w:val="20"/>
+        </w:rPr>
+        <w:t>Cognito</w:t>
+      </w:r>
+      <w:proofErr w:type="spellEnd"/>
       <w:r>
         <w:rPr>
           <w:rFonts w:ascii="Arial" w:hAnsi="Arial" w:cs="Arial"/>
@@ -2015,7 +2207,31 @@
           <w:sz w:val="21"/>
           <w:szCs w:val="21"/>
         </w:rPr>
-        <w:t>Web Venturez LLC</w:t>
+        <w:t xml:space="preserve">Web </w:t>
+      </w:r>
+      <w:proofErr w:type="spellStart"/>
+      <w:r>
+        <w:rPr>
+          <w:rFonts w:ascii="Arial" w:eastAsia="Arial" w:hAnsi="Arial" w:cs="Arial"/>
+          <w:b/>
+          <w:bCs/>
+          <w:color w:val="6F8F6B"/>
+          <w:sz w:val="21"/>
+          <w:szCs w:val="21"/>
+        </w:rPr>
+        <w:t>Venturez</w:t>
+      </w:r>
+      <w:proofErr w:type="spellEnd"/>
+      <w:r>
+        <w:rPr>
+          <w:rFonts w:ascii="Arial" w:eastAsia="Arial" w:hAnsi="Arial" w:cs="Arial"/>
+          <w:b/>
+          <w:bCs/>
+          <w:color w:val="6F8F6B"/>
+          <w:sz w:val="21"/>
+          <w:szCs w:val="21"/>
+        </w:rPr>
+        <w:t xml:space="preserve"> LLC</w:t>
       </w:r>
     </w:p>
     <w:p>
@@ -2079,6 +2295,7 @@
         </w:rPr>
         <w:t xml:space="preserve">, </w:t>
       </w:r>
+      <w:proofErr w:type="spellStart"/>
       <w:r>
         <w:rPr>
           <w:rStyle w:val="Strong"/>
@@ -2087,6 +2304,7 @@
         </w:rPr>
         <w:t>NestJS</w:t>
       </w:r>
+      <w:proofErr w:type="spellEnd"/>
       <w:r>
         <w:rPr>
           <w:rFonts w:ascii="Arial" w:hAnsi="Arial" w:cs="Arial"/>
@@ -2205,13 +2423,23 @@
         </w:rPr>
         <w:t xml:space="preserve"> layers using </w:t>
       </w:r>
-      <w:r>
-        <w:rPr>
-          <w:rStyle w:val="Strong"/>
-          <w:rFonts w:ascii="Arial" w:hAnsi="Arial" w:cs="Arial"/>
-          <w:sz w:val="20"/>
-        </w:rPr>
-        <w:t>OpenAPI/Swagger</w:t>
+      <w:proofErr w:type="spellStart"/>
+      <w:r>
+        <w:rPr>
+          <w:rStyle w:val="Strong"/>
+          <w:rFonts w:ascii="Arial" w:hAnsi="Arial" w:cs="Arial"/>
+          <w:sz w:val="20"/>
+        </w:rPr>
+        <w:t>OpenAPI</w:t>
+      </w:r>
+      <w:proofErr w:type="spellEnd"/>
+      <w:r>
+        <w:rPr>
+          <w:rStyle w:val="Strong"/>
+          <w:rFonts w:ascii="Arial" w:hAnsi="Arial" w:cs="Arial"/>
+          <w:sz w:val="20"/>
+        </w:rPr>
+        <w:t>/Swagger</w:t>
       </w:r>
       <w:r>
         <w:rPr>
@@ -2292,7 +2520,25 @@
           <w:rFonts w:ascii="Arial" w:hAnsi="Arial" w:cs="Arial"/>
           <w:sz w:val="20"/>
         </w:rPr>
-        <w:t>OAuth2 / OpenID Connect</w:t>
+        <w:t xml:space="preserve">OAuth2 / </w:t>
+      </w:r>
+      <w:proofErr w:type="spellStart"/>
+      <w:r>
+        <w:rPr>
+          <w:rStyle w:val="Strong"/>
+          <w:rFonts w:ascii="Arial" w:hAnsi="Arial" w:cs="Arial"/>
+          <w:sz w:val="20"/>
+        </w:rPr>
+        <w:t>OpenID</w:t>
+      </w:r>
+      <w:proofErr w:type="spellEnd"/>
+      <w:r>
+        <w:rPr>
+          <w:rStyle w:val="Strong"/>
+          <w:rFonts w:ascii="Arial" w:hAnsi="Arial" w:cs="Arial"/>
+          <w:sz w:val="20"/>
+        </w:rPr>
+        <w:t xml:space="preserve"> Connect</w:t>
       </w:r>
       <w:r>
         <w:rPr>
@@ -2316,14 +2562,34 @@
         </w:rPr>
         <w:t xml:space="preserve">, integrating </w:t>
       </w:r>
-      <w:r>
-        <w:rPr>
-          <w:rStyle w:val="Strong"/>
-          <w:rFonts w:ascii="Arial" w:hAnsi="Arial" w:cs="Arial"/>
-          <w:sz w:val="20"/>
-        </w:rPr>
-        <w:t>Okta/Auth0/AWS Cognito</w:t>
-      </w:r>
+      <w:proofErr w:type="spellStart"/>
+      <w:r>
+        <w:rPr>
+          <w:rStyle w:val="Strong"/>
+          <w:rFonts w:ascii="Arial" w:hAnsi="Arial" w:cs="Arial"/>
+          <w:sz w:val="20"/>
+        </w:rPr>
+        <w:t>Okta</w:t>
+      </w:r>
+      <w:proofErr w:type="spellEnd"/>
+      <w:r>
+        <w:rPr>
+          <w:rStyle w:val="Strong"/>
+          <w:rFonts w:ascii="Arial" w:hAnsi="Arial" w:cs="Arial"/>
+          <w:sz w:val="20"/>
+        </w:rPr>
+        <w:t xml:space="preserve">/Auth0/AWS </w:t>
+      </w:r>
+      <w:proofErr w:type="spellStart"/>
+      <w:r>
+        <w:rPr>
+          <w:rStyle w:val="Strong"/>
+          <w:rFonts w:ascii="Arial" w:hAnsi="Arial" w:cs="Arial"/>
+          <w:sz w:val="20"/>
+        </w:rPr>
+        <w:t>Cognito</w:t>
+      </w:r>
+      <w:proofErr w:type="spellEnd"/>
       <w:r>
         <w:rPr>
           <w:rFonts w:ascii="Arial" w:hAnsi="Arial" w:cs="Arial"/>
@@ -2412,6 +2678,7 @@
         </w:rPr>
         <w:t xml:space="preserve">, and </w:t>
       </w:r>
+      <w:proofErr w:type="spellStart"/>
       <w:r>
         <w:rPr>
           <w:rStyle w:val="Strong"/>
@@ -2420,6 +2687,7 @@
         </w:rPr>
         <w:t>RabbitMQ</w:t>
       </w:r>
+      <w:proofErr w:type="spellEnd"/>
       <w:r>
         <w:rPr>
           <w:rFonts w:ascii="Arial" w:hAnsi="Arial" w:cs="Arial"/>
@@ -2463,6 +2731,7 @@
         </w:rPr>
         <w:t xml:space="preserve">Standardized </w:t>
       </w:r>
+      <w:proofErr w:type="spellStart"/>
       <w:r>
         <w:rPr>
           <w:rStyle w:val="Strong"/>
@@ -2471,6 +2740,7 @@
         </w:rPr>
         <w:t>idempotency</w:t>
       </w:r>
+      <w:proofErr w:type="spellEnd"/>
       <w:r>
         <w:rPr>
           <w:rFonts w:ascii="Arial" w:hAnsi="Arial" w:cs="Arial"/>
@@ -2529,6 +2799,7 @@
         </w:rPr>
         <w:t xml:space="preserve">Led relational modeling in </w:t>
       </w:r>
+      <w:proofErr w:type="spellStart"/>
       <w:r>
         <w:rPr>
           <w:rStyle w:val="Strong"/>
@@ -2537,6 +2808,7 @@
         </w:rPr>
         <w:t>PostgreSQL</w:t>
       </w:r>
+      <w:proofErr w:type="spellEnd"/>
       <w:r>
         <w:rPr>
           <w:rFonts w:ascii="Arial" w:hAnsi="Arial" w:cs="Arial"/>
@@ -2572,8 +2844,25 @@
           <w:rFonts w:ascii="Arial" w:hAnsi="Arial" w:cs="Arial"/>
           <w:sz w:val="20"/>
         </w:rPr>
-        <w:t xml:space="preserve"> (schema design, indexing, query tuning) while integrating NoSQL stores (</w:t>
-      </w:r>
+        <w:t xml:space="preserve"> (schema design, indexing, query tuning) while integrating </w:t>
+      </w:r>
+      <w:proofErr w:type="spellStart"/>
+      <w:r>
+        <w:rPr>
+          <w:rFonts w:ascii="Arial" w:hAnsi="Arial" w:cs="Arial"/>
+          <w:sz w:val="20"/>
+        </w:rPr>
+        <w:t>NoSQL</w:t>
+      </w:r>
+      <w:proofErr w:type="spellEnd"/>
+      <w:r>
+        <w:rPr>
+          <w:rFonts w:ascii="Arial" w:hAnsi="Arial" w:cs="Arial"/>
+          <w:sz w:val="20"/>
+        </w:rPr>
+        <w:t xml:space="preserve"> stores (</w:t>
+      </w:r>
+      <w:proofErr w:type="spellStart"/>
       <w:r>
         <w:rPr>
           <w:rStyle w:val="Strong"/>
@@ -2582,13 +2871,15 @@
         </w:rPr>
         <w:t>DynamoDB</w:t>
       </w:r>
-      <w:r>
-        <w:rPr>
-          <w:rFonts w:ascii="Arial" w:hAnsi="Arial" w:cs="Arial"/>
-          <w:sz w:val="20"/>
-        </w:rPr>
-        <w:t xml:space="preserve">, </w:t>
-      </w:r>
+      <w:proofErr w:type="spellEnd"/>
+      <w:r>
+        <w:rPr>
+          <w:rFonts w:ascii="Arial" w:hAnsi="Arial" w:cs="Arial"/>
+          <w:sz w:val="20"/>
+        </w:rPr>
+        <w:t xml:space="preserve">, </w:t>
+      </w:r>
+      <w:proofErr w:type="spellStart"/>
       <w:r>
         <w:rPr>
           <w:rStyle w:val="Strong"/>
@@ -2597,6 +2888,7 @@
         </w:rPr>
         <w:t>MongoDB</w:t>
       </w:r>
+      <w:proofErr w:type="spellEnd"/>
       <w:r>
         <w:rPr>
           <w:rFonts w:ascii="Arial" w:hAnsi="Arial" w:cs="Arial"/>
@@ -2625,14 +2917,34 @@
         </w:rPr>
         <w:t xml:space="preserve">Introduced performance protections using </w:t>
       </w:r>
-      <w:r>
-        <w:rPr>
-          <w:rStyle w:val="Strong"/>
-          <w:rFonts w:ascii="Arial" w:hAnsi="Arial" w:cs="Arial"/>
-          <w:sz w:val="20"/>
-        </w:rPr>
-        <w:t>Redis / ElastiCache</w:t>
-      </w:r>
+      <w:proofErr w:type="spellStart"/>
+      <w:r>
+        <w:rPr>
+          <w:rStyle w:val="Strong"/>
+          <w:rFonts w:ascii="Arial" w:hAnsi="Arial" w:cs="Arial"/>
+          <w:sz w:val="20"/>
+        </w:rPr>
+        <w:t>Redis</w:t>
+      </w:r>
+      <w:proofErr w:type="spellEnd"/>
+      <w:r>
+        <w:rPr>
+          <w:rStyle w:val="Strong"/>
+          <w:rFonts w:ascii="Arial" w:hAnsi="Arial" w:cs="Arial"/>
+          <w:sz w:val="20"/>
+        </w:rPr>
+        <w:t xml:space="preserve"> / </w:t>
+      </w:r>
+      <w:proofErr w:type="spellStart"/>
+      <w:r>
+        <w:rPr>
+          <w:rStyle w:val="Strong"/>
+          <w:rFonts w:ascii="Arial" w:hAnsi="Arial" w:cs="Arial"/>
+          <w:sz w:val="20"/>
+        </w:rPr>
+        <w:t>ElastiCache</w:t>
+      </w:r>
+      <w:proofErr w:type="spellEnd"/>
       <w:r>
         <w:rPr>
           <w:rFonts w:ascii="Arial" w:hAnsi="Arial" w:cs="Arial"/>
@@ -2661,6 +2973,7 @@
         </w:rPr>
         <w:t xml:space="preserve">Delivered secure third-party integration surfaces with </w:t>
       </w:r>
+      <w:proofErr w:type="spellStart"/>
       <w:r>
         <w:rPr>
           <w:rStyle w:val="Strong"/>
@@ -2669,6 +2982,7 @@
         </w:rPr>
         <w:t>webhooks</w:t>
       </w:r>
+      <w:proofErr w:type="spellEnd"/>
       <w:r>
         <w:rPr>
           <w:rFonts w:ascii="Arial" w:hAnsi="Arial" w:cs="Arial"/>
@@ -2689,7 +3003,23 @@
           <w:rFonts w:ascii="Arial" w:hAnsi="Arial" w:cs="Arial"/>
           <w:sz w:val="20"/>
         </w:rPr>
-        <w:t xml:space="preserve"> and backoff.</w:t>
+        <w:t xml:space="preserve"> and </w:t>
+      </w:r>
+      <w:proofErr w:type="spellStart"/>
+      <w:r>
+        <w:rPr>
+          <w:rFonts w:ascii="Arial" w:hAnsi="Arial" w:cs="Arial"/>
+          <w:sz w:val="20"/>
+        </w:rPr>
+        <w:t>backoff</w:t>
+      </w:r>
+      <w:proofErr w:type="spellEnd"/>
+      <w:r>
+        <w:rPr>
+          <w:rFonts w:ascii="Arial" w:hAnsi="Arial" w:cs="Arial"/>
+          <w:sz w:val="20"/>
+        </w:rPr>
+        <w:t>.</w:t>
       </w:r>
     </w:p>
     <w:p>
@@ -2727,13 +3057,23 @@
         </w:rPr>
         <w:t xml:space="preserve"> capabilities backed by </w:t>
       </w:r>
-      <w:r>
-        <w:rPr>
-          <w:rStyle w:val="Strong"/>
-          <w:rFonts w:ascii="Arial" w:hAnsi="Arial" w:cs="Arial"/>
-          <w:sz w:val="20"/>
-        </w:rPr>
-        <w:t>Elasticsearch/OpenSearch</w:t>
+      <w:proofErr w:type="spellStart"/>
+      <w:r>
+        <w:rPr>
+          <w:rStyle w:val="Strong"/>
+          <w:rFonts w:ascii="Arial" w:hAnsi="Arial" w:cs="Arial"/>
+          <w:sz w:val="20"/>
+        </w:rPr>
+        <w:t>Elasticsearch</w:t>
+      </w:r>
+      <w:proofErr w:type="spellEnd"/>
+      <w:r>
+        <w:rPr>
+          <w:rStyle w:val="Strong"/>
+          <w:rFonts w:ascii="Arial" w:hAnsi="Arial" w:cs="Arial"/>
+          <w:sz w:val="20"/>
+        </w:rPr>
+        <w:t>/OpenSearch</w:t>
       </w:r>
       <w:r>
         <w:rPr>
@@ -2823,6 +3163,7 @@
         </w:rPr>
         <w:t xml:space="preserve">, and serving assets via </w:t>
       </w:r>
+      <w:proofErr w:type="spellStart"/>
       <w:r>
         <w:rPr>
           <w:rStyle w:val="Strong"/>
@@ -2831,6 +3172,7 @@
         </w:rPr>
         <w:t>CloudFront</w:t>
       </w:r>
+      <w:proofErr w:type="spellEnd"/>
       <w:r>
         <w:rPr>
           <w:rFonts w:ascii="Arial" w:hAnsi="Arial" w:cs="Arial"/>
@@ -2859,6 +3201,7 @@
         </w:rPr>
         <w:t xml:space="preserve">Automated orchestration using </w:t>
       </w:r>
+      <w:proofErr w:type="spellStart"/>
       <w:r>
         <w:rPr>
           <w:rStyle w:val="Strong"/>
@@ -2867,6 +3210,7 @@
         </w:rPr>
         <w:t>EventBridge</w:t>
       </w:r>
+      <w:proofErr w:type="spellEnd"/>
       <w:r>
         <w:rPr>
           <w:rFonts w:ascii="Arial" w:hAnsi="Arial" w:cs="Arial"/>
@@ -2887,7 +3231,23 @@
           <w:rFonts w:ascii="Arial" w:hAnsi="Arial" w:cs="Arial"/>
           <w:sz w:val="20"/>
         </w:rPr>
-        <w:t>, enabling resilient stateful flows with timeouts, compensations, and clear execution tracing.</w:t>
+        <w:t xml:space="preserve">, enabling resilient </w:t>
+      </w:r>
+      <w:proofErr w:type="spellStart"/>
+      <w:r>
+        <w:rPr>
+          <w:rFonts w:ascii="Arial" w:hAnsi="Arial" w:cs="Arial"/>
+          <w:sz w:val="20"/>
+        </w:rPr>
+        <w:t>stateful</w:t>
+      </w:r>
+      <w:proofErr w:type="spellEnd"/>
+      <w:r>
+        <w:rPr>
+          <w:rFonts w:ascii="Arial" w:hAnsi="Arial" w:cs="Arial"/>
+          <w:sz w:val="20"/>
+        </w:rPr>
+        <w:t xml:space="preserve"> flows with timeouts, compensations, and clear execution tracing.</w:t>
       </w:r>
     </w:p>
     <w:p>
@@ -2910,6 +3270,7 @@
         </w:rPr>
         <w:t xml:space="preserve">Managed infrastructure delivery using </w:t>
       </w:r>
+      <w:proofErr w:type="spellStart"/>
       <w:r>
         <w:rPr>
           <w:rStyle w:val="Strong"/>
@@ -2918,6 +3279,7 @@
         </w:rPr>
         <w:t>Terraform</w:t>
       </w:r>
+      <w:proofErr w:type="spellEnd"/>
       <w:r>
         <w:rPr>
           <w:rFonts w:ascii="Arial" w:hAnsi="Arial" w:cs="Arial"/>
@@ -2925,6 +3287,7 @@
         </w:rPr>
         <w:t xml:space="preserve"> and </w:t>
       </w:r>
+      <w:proofErr w:type="spellStart"/>
       <w:r>
         <w:rPr>
           <w:rStyle w:val="Strong"/>
@@ -2933,6 +3296,7 @@
         </w:rPr>
         <w:t>CloudFormation</w:t>
       </w:r>
+      <w:proofErr w:type="spellEnd"/>
       <w:r>
         <w:rPr>
           <w:rFonts w:ascii="Arial" w:hAnsi="Arial" w:cs="Arial"/>
@@ -2974,8 +3338,25 @@
           <w:rFonts w:ascii="Arial" w:hAnsi="Arial" w:cs="Arial"/>
           <w:sz w:val="20"/>
         </w:rPr>
-        <w:t xml:space="preserve">Established observability with </w:t>
-      </w:r>
+        <w:t xml:space="preserve">Established </w:t>
+      </w:r>
+      <w:proofErr w:type="spellStart"/>
+      <w:r>
+        <w:rPr>
+          <w:rFonts w:ascii="Arial" w:hAnsi="Arial" w:cs="Arial"/>
+          <w:sz w:val="20"/>
+        </w:rPr>
+        <w:t>observability</w:t>
+      </w:r>
+      <w:proofErr w:type="spellEnd"/>
+      <w:r>
+        <w:rPr>
+          <w:rFonts w:ascii="Arial" w:hAnsi="Arial" w:cs="Arial"/>
+          <w:sz w:val="20"/>
+        </w:rPr>
+        <w:t xml:space="preserve"> with </w:t>
+      </w:r>
+      <w:proofErr w:type="spellStart"/>
       <w:r>
         <w:rPr>
           <w:rStyle w:val="Strong"/>
@@ -2984,6 +3365,7 @@
         </w:rPr>
         <w:t>OpenTelemetry</w:t>
       </w:r>
+      <w:proofErr w:type="spellEnd"/>
       <w:r>
         <w:rPr>
           <w:rFonts w:ascii="Arial" w:hAnsi="Arial" w:cs="Arial"/>
@@ -2991,6 +3373,7 @@
         </w:rPr>
         <w:t xml:space="preserve"> traces/metrics/logs shipped to </w:t>
       </w:r>
+      <w:proofErr w:type="spellStart"/>
       <w:r>
         <w:rPr>
           <w:rStyle w:val="Strong"/>
@@ -2999,6 +3382,7 @@
         </w:rPr>
         <w:t>Datadog</w:t>
       </w:r>
+      <w:proofErr w:type="spellEnd"/>
       <w:r>
         <w:rPr>
           <w:rFonts w:ascii="Arial" w:hAnsi="Arial" w:cs="Arial"/>
@@ -3006,13 +3390,23 @@
         </w:rPr>
         <w:t xml:space="preserve">, plus dashboards in </w:t>
       </w:r>
-      <w:r>
-        <w:rPr>
-          <w:rStyle w:val="Strong"/>
-          <w:rFonts w:ascii="Arial" w:hAnsi="Arial" w:cs="Arial"/>
-          <w:sz w:val="20"/>
-        </w:rPr>
-        <w:t>Grafana/Prometheus</w:t>
+      <w:proofErr w:type="spellStart"/>
+      <w:r>
+        <w:rPr>
+          <w:rStyle w:val="Strong"/>
+          <w:rFonts w:ascii="Arial" w:hAnsi="Arial" w:cs="Arial"/>
+          <w:sz w:val="20"/>
+        </w:rPr>
+        <w:t>Grafana</w:t>
+      </w:r>
+      <w:proofErr w:type="spellEnd"/>
+      <w:r>
+        <w:rPr>
+          <w:rStyle w:val="Strong"/>
+          <w:rFonts w:ascii="Arial" w:hAnsi="Arial" w:cs="Arial"/>
+          <w:sz w:val="20"/>
+        </w:rPr>
+        <w:t>/Prometheus</w:t>
       </w:r>
       <w:r>
         <w:rPr>
@@ -3021,6 +3415,7 @@
         </w:rPr>
         <w:t xml:space="preserve"> and operational visibility via </w:t>
       </w:r>
+      <w:proofErr w:type="spellStart"/>
       <w:r>
         <w:rPr>
           <w:rStyle w:val="Strong"/>
@@ -3029,6 +3424,7 @@
         </w:rPr>
         <w:t>CloudWatch</w:t>
       </w:r>
+      <w:proofErr w:type="spellEnd"/>
       <w:r>
         <w:rPr>
           <w:rFonts w:ascii="Arial" w:hAnsi="Arial" w:cs="Arial"/>
@@ -3229,13 +3625,23 @@
         </w:rPr>
         <w:t xml:space="preserve">, </w:t>
       </w:r>
-      <w:r>
-        <w:rPr>
-          <w:rStyle w:val="Strong"/>
-          <w:rFonts w:ascii="Arial" w:hAnsi="Arial" w:cs="Arial"/>
-          <w:sz w:val="20"/>
-        </w:rPr>
-        <w:t>Application Insights</w:t>
+      <w:proofErr w:type="gramStart"/>
+      <w:r>
+        <w:rPr>
+          <w:rStyle w:val="Strong"/>
+          <w:rFonts w:ascii="Arial" w:hAnsi="Arial" w:cs="Arial"/>
+          <w:sz w:val="20"/>
+        </w:rPr>
+        <w:t>Application</w:t>
+      </w:r>
+      <w:proofErr w:type="gramEnd"/>
+      <w:r>
+        <w:rPr>
+          <w:rStyle w:val="Strong"/>
+          <w:rFonts w:ascii="Arial" w:hAnsi="Arial" w:cs="Arial"/>
+          <w:sz w:val="20"/>
+        </w:rPr>
+        <w:t xml:space="preserve"> Insights</w:t>
       </w:r>
       <w:r>
         <w:rPr>
@@ -3289,6 +3695,7 @@
         </w:rPr>
         <w:t xml:space="preserve">, </w:t>
       </w:r>
+      <w:proofErr w:type="spellStart"/>
       <w:r>
         <w:rPr>
           <w:rStyle w:val="Strong"/>
@@ -3297,6 +3704,7 @@
         </w:rPr>
         <w:t>BigQuery</w:t>
       </w:r>
+      <w:proofErr w:type="spellEnd"/>
       <w:r>
         <w:rPr>
           <w:rFonts w:ascii="Arial" w:hAnsi="Arial" w:cs="Arial"/>
@@ -3345,6 +3753,7 @@
       </w:r>
     </w:p>
     <w:p>
+      <w:proofErr w:type="spellStart"/>
       <w:r>
         <w:rPr>
           <w:rFonts w:ascii="Arial" w:eastAsia="Arial" w:hAnsi="Arial" w:cs="Arial"/>
@@ -3354,7 +3763,19 @@
           <w:sz w:val="21"/>
           <w:szCs w:val="21"/>
         </w:rPr>
-        <w:t>Webiz Digital</w:t>
+        <w:t>Webiz</w:t>
+      </w:r>
+      <w:proofErr w:type="spellEnd"/>
+      <w:r>
+        <w:rPr>
+          <w:rFonts w:ascii="Arial" w:eastAsia="Arial" w:hAnsi="Arial" w:cs="Arial"/>
+          <w:b/>
+          <w:bCs/>
+          <w:color w:val="6F8F6B"/>
+          <w:sz w:val="21"/>
+          <w:szCs w:val="21"/>
+        </w:rPr>
+        <w:t xml:space="preserve"> Digital</w:t>
       </w:r>
     </w:p>
     <w:p>
@@ -3386,7 +3807,23 @@
           <w:rFonts w:ascii="Arial" w:hAnsi="Arial" w:cs="Arial"/>
           <w:sz w:val="20"/>
         </w:rPr>
-        <w:t xml:space="preserve">Built and maintained API backends with </w:t>
+        <w:t xml:space="preserve">Built and maintained API </w:t>
+      </w:r>
+      <w:proofErr w:type="spellStart"/>
+      <w:r>
+        <w:rPr>
+          <w:rFonts w:ascii="Arial" w:hAnsi="Arial" w:cs="Arial"/>
+          <w:sz w:val="20"/>
+        </w:rPr>
+        <w:t>backends</w:t>
+      </w:r>
+      <w:proofErr w:type="spellEnd"/>
+      <w:r>
+        <w:rPr>
+          <w:rFonts w:ascii="Arial" w:hAnsi="Arial" w:cs="Arial"/>
+          <w:sz w:val="20"/>
+        </w:rPr>
+        <w:t xml:space="preserve"> with </w:t>
       </w:r>
       <w:r>
         <w:rPr>
@@ -3469,6 +3906,7 @@
         </w:rPr>
         <w:t xml:space="preserve"> and </w:t>
       </w:r>
+      <w:proofErr w:type="spellStart"/>
       <w:r>
         <w:rPr>
           <w:rStyle w:val="Strong"/>
@@ -3477,6 +3915,7 @@
         </w:rPr>
         <w:t>TypeScript</w:t>
       </w:r>
+      <w:proofErr w:type="spellEnd"/>
       <w:r>
         <w:rPr>
           <w:rFonts w:ascii="Arial" w:hAnsi="Arial" w:cs="Arial"/>
@@ -3526,13 +3965,23 @@
         </w:rPr>
         <w:t xml:space="preserve">Designed transactional data access layers in </w:t>
       </w:r>
-      <w:r>
-        <w:rPr>
-          <w:rStyle w:val="Strong"/>
-          <w:rFonts w:ascii="Arial" w:hAnsi="Arial" w:cs="Arial"/>
-          <w:sz w:val="20"/>
-        </w:rPr>
-        <w:t>PostgreSQL/MySQL</w:t>
+      <w:proofErr w:type="spellStart"/>
+      <w:r>
+        <w:rPr>
+          <w:rStyle w:val="Strong"/>
+          <w:rFonts w:ascii="Arial" w:hAnsi="Arial" w:cs="Arial"/>
+          <w:sz w:val="20"/>
+        </w:rPr>
+        <w:t>PostgreSQL</w:t>
+      </w:r>
+      <w:proofErr w:type="spellEnd"/>
+      <w:r>
+        <w:rPr>
+          <w:rStyle w:val="Strong"/>
+          <w:rFonts w:ascii="Arial" w:hAnsi="Arial" w:cs="Arial"/>
+          <w:sz w:val="20"/>
+        </w:rPr>
+        <w:t>/MySQL</w:t>
       </w:r>
       <w:r>
         <w:rPr>
@@ -3598,6 +4047,7 @@
         </w:rPr>
         <w:t xml:space="preserve">Introduced caching and hot-path optimization using </w:t>
       </w:r>
+      <w:proofErr w:type="spellStart"/>
       <w:r>
         <w:rPr>
           <w:rStyle w:val="Strong"/>
@@ -3606,6 +4056,7 @@
         </w:rPr>
         <w:t>Redis</w:t>
       </w:r>
+      <w:proofErr w:type="spellEnd"/>
       <w:r>
         <w:rPr>
           <w:rFonts w:ascii="Arial" w:hAnsi="Arial" w:cs="Arial"/>
@@ -3634,13 +4085,23 @@
         </w:rPr>
         <w:t xml:space="preserve">Implemented API documentation and contract discipline using </w:t>
       </w:r>
-      <w:r>
-        <w:rPr>
-          <w:rStyle w:val="Strong"/>
-          <w:rFonts w:ascii="Arial" w:hAnsi="Arial" w:cs="Arial"/>
-          <w:sz w:val="20"/>
-        </w:rPr>
-        <w:t>OpenAPI/Swagger</w:t>
+      <w:proofErr w:type="spellStart"/>
+      <w:r>
+        <w:rPr>
+          <w:rStyle w:val="Strong"/>
+          <w:rFonts w:ascii="Arial" w:hAnsi="Arial" w:cs="Arial"/>
+          <w:sz w:val="20"/>
+        </w:rPr>
+        <w:t>OpenAPI</w:t>
+      </w:r>
+      <w:proofErr w:type="spellEnd"/>
+      <w:r>
+        <w:rPr>
+          <w:rStyle w:val="Strong"/>
+          <w:rFonts w:ascii="Arial" w:hAnsi="Arial" w:cs="Arial"/>
+          <w:sz w:val="20"/>
+        </w:rPr>
+        <w:t>/Swagger</w:t>
       </w:r>
       <w:r>
         <w:rPr>
@@ -3691,6 +4152,7 @@
         </w:rPr>
         <w:t xml:space="preserve">Containerized services with </w:t>
       </w:r>
+      <w:proofErr w:type="spellStart"/>
       <w:r>
         <w:rPr>
           <w:rStyle w:val="Strong"/>
@@ -3699,12 +4161,29 @@
         </w:rPr>
         <w:t>Docker</w:t>
       </w:r>
-      <w:r>
-        <w:rPr>
-          <w:rFonts w:ascii="Arial" w:hAnsi="Arial" w:cs="Arial"/>
-          <w:sz w:val="20"/>
-        </w:rPr>
-        <w:t xml:space="preserve"> and supported deployments on cloud-hosted infrastructure, tightening environment parity across dev/stage/prod.</w:t>
+      <w:proofErr w:type="spellEnd"/>
+      <w:r>
+        <w:rPr>
+          <w:rFonts w:ascii="Arial" w:hAnsi="Arial" w:cs="Arial"/>
+          <w:sz w:val="20"/>
+        </w:rPr>
+        <w:t xml:space="preserve"> and supported deployments on cloud-hosted infrastructure, tightening environment parity across </w:t>
+      </w:r>
+      <w:proofErr w:type="spellStart"/>
+      <w:r>
+        <w:rPr>
+          <w:rFonts w:ascii="Arial" w:hAnsi="Arial" w:cs="Arial"/>
+          <w:sz w:val="20"/>
+        </w:rPr>
+        <w:t>dev</w:t>
+      </w:r>
+      <w:proofErr w:type="spellEnd"/>
+      <w:r>
+        <w:rPr>
+          <w:rFonts w:ascii="Arial" w:hAnsi="Arial" w:cs="Arial"/>
+          <w:sz w:val="20"/>
+        </w:rPr>
+        <w:t>/stage/prod.</w:t>
       </w:r>
     </w:p>
     <w:p>
@@ -3727,20 +4206,46 @@
         </w:rPr>
         <w:t xml:space="preserve">Established CI automation with </w:t>
       </w:r>
-      <w:r>
-        <w:rPr>
-          <w:rStyle w:val="Strong"/>
-          <w:rFonts w:ascii="Arial" w:hAnsi="Arial" w:cs="Arial"/>
-          <w:sz w:val="20"/>
-        </w:rPr>
-        <w:t>GitHub Actions</w:t>
-      </w:r>
-      <w:r>
-        <w:rPr>
-          <w:rFonts w:ascii="Arial" w:hAnsi="Arial" w:cs="Arial"/>
-          <w:sz w:val="20"/>
-        </w:rPr>
-        <w:t xml:space="preserve"> (build, test, lint, release), improving delivery reliability and minimizing regressions.</w:t>
+      <w:proofErr w:type="spellStart"/>
+      <w:r>
+        <w:rPr>
+          <w:rStyle w:val="Strong"/>
+          <w:rFonts w:ascii="Arial" w:hAnsi="Arial" w:cs="Arial"/>
+          <w:sz w:val="20"/>
+        </w:rPr>
+        <w:t>GitHub</w:t>
+      </w:r>
+      <w:proofErr w:type="spellEnd"/>
+      <w:r>
+        <w:rPr>
+          <w:rStyle w:val="Strong"/>
+          <w:rFonts w:ascii="Arial" w:hAnsi="Arial" w:cs="Arial"/>
+          <w:sz w:val="20"/>
+        </w:rPr>
+        <w:t xml:space="preserve"> Actions</w:t>
+      </w:r>
+      <w:r>
+        <w:rPr>
+          <w:rFonts w:ascii="Arial" w:hAnsi="Arial" w:cs="Arial"/>
+          <w:sz w:val="20"/>
+        </w:rPr>
+        <w:t xml:space="preserve"> (build, test, lint, </w:t>
+      </w:r>
+      <w:proofErr w:type="gramStart"/>
+      <w:r>
+        <w:rPr>
+          <w:rFonts w:ascii="Arial" w:hAnsi="Arial" w:cs="Arial"/>
+          <w:sz w:val="20"/>
+        </w:rPr>
+        <w:t>release</w:t>
+      </w:r>
+      <w:proofErr w:type="gramEnd"/>
+      <w:r>
+        <w:rPr>
+          <w:rFonts w:ascii="Arial" w:hAnsi="Arial" w:cs="Arial"/>
+          <w:sz w:val="20"/>
+        </w:rPr>
+        <w:t>), improving delivery reliability and minimizing regressions.</w:t>
       </w:r>
     </w:p>
     <w:p>
@@ -3761,7 +4266,23 @@
           <w:rFonts w:ascii="Arial" w:hAnsi="Arial" w:cs="Arial"/>
           <w:sz w:val="20"/>
         </w:rPr>
-        <w:t xml:space="preserve">Implemented baseline observability using structured logs and metrics, later extending patterns toward </w:t>
+        <w:t xml:space="preserve">Implemented baseline </w:t>
+      </w:r>
+      <w:proofErr w:type="spellStart"/>
+      <w:r>
+        <w:rPr>
+          <w:rFonts w:ascii="Arial" w:hAnsi="Arial" w:cs="Arial"/>
+          <w:sz w:val="20"/>
+        </w:rPr>
+        <w:t>observability</w:t>
+      </w:r>
+      <w:proofErr w:type="spellEnd"/>
+      <w:r>
+        <w:rPr>
+          <w:rFonts w:ascii="Arial" w:hAnsi="Arial" w:cs="Arial"/>
+          <w:sz w:val="20"/>
+        </w:rPr>
+        <w:t xml:space="preserve"> using structured logs and metrics, later extending patterns toward </w:t>
       </w:r>
       <w:r>
         <w:rPr>
@@ -3861,6 +4382,7 @@
       </w:r>
     </w:p>
     <w:p>
+      <w:proofErr w:type="gramStart"/>
       <w:r>
         <w:rPr>
           <w:rFonts w:ascii="Arial" w:eastAsia="Arial" w:hAnsi="Arial" w:cs="Arial"/>
@@ -3872,6 +4394,7 @@
         </w:rPr>
         <w:t>Centric Tech Inc.</w:t>
       </w:r>
+      <w:proofErr w:type="gramEnd"/>
     </w:p>
     <w:p>
       <w:r>
@@ -4289,7 +4812,29 @@
           <w:color w:val="auto"/>
           <w:sz w:val="20"/>
         </w:rPr>
-        <w:t>Event-Driven Integration Hub (B2B + Webhooks)</w:t>
+        <w:t xml:space="preserve">Event-Driven Integration Hub (B2B + </w:t>
+      </w:r>
+      <w:proofErr w:type="spellStart"/>
+      <w:r>
+        <w:rPr>
+          <w:rStyle w:val="Strong"/>
+          <w:rFonts w:ascii="Arial" w:hAnsi="Arial" w:cs="Arial"/>
+          <w:bCs w:val="0"/>
+          <w:color w:val="auto"/>
+          <w:sz w:val="20"/>
+        </w:rPr>
+        <w:t>Webhooks</w:t>
+      </w:r>
+      <w:proofErr w:type="spellEnd"/>
+      <w:r>
+        <w:rPr>
+          <w:rStyle w:val="Strong"/>
+          <w:rFonts w:ascii="Arial" w:hAnsi="Arial" w:cs="Arial"/>
+          <w:bCs w:val="0"/>
+          <w:color w:val="auto"/>
+          <w:sz w:val="20"/>
+        </w:rPr>
+        <w:t>)</w:t>
       </w:r>
     </w:p>
     <w:p>
@@ -4327,6 +4872,7 @@
         </w:rPr>
         <w:t xml:space="preserve">, </w:t>
       </w:r>
+      <w:proofErr w:type="spellStart"/>
       <w:r>
         <w:rPr>
           <w:rStyle w:val="Strong"/>
@@ -4335,6 +4881,7 @@
         </w:rPr>
         <w:t>NestJS</w:t>
       </w:r>
+      <w:proofErr w:type="spellEnd"/>
       <w:r>
         <w:rPr>
           <w:rFonts w:ascii="Arial" w:hAnsi="Arial" w:cs="Arial"/>
@@ -4342,6 +4889,7 @@
         </w:rPr>
         <w:t xml:space="preserve">, and </w:t>
       </w:r>
+      <w:proofErr w:type="spellStart"/>
       <w:r>
         <w:rPr>
           <w:rStyle w:val="Strong"/>
@@ -4350,6 +4898,7 @@
         </w:rPr>
         <w:t>OpenAPI</w:t>
       </w:r>
+      <w:proofErr w:type="spellEnd"/>
       <w:r>
         <w:rPr>
           <w:rFonts w:ascii="Arial" w:hAnsi="Arial" w:cs="Arial"/>
@@ -4393,6 +4942,7 @@
         </w:rPr>
         <w:t xml:space="preserve">Implemented ingestion with signed </w:t>
       </w:r>
+      <w:proofErr w:type="spellStart"/>
       <w:r>
         <w:rPr>
           <w:rStyle w:val="Strong"/>
@@ -4401,20 +4951,31 @@
         </w:rPr>
         <w:t>webhooks</w:t>
       </w:r>
-      <w:r>
-        <w:rPr>
-          <w:rFonts w:ascii="Arial" w:hAnsi="Arial" w:cs="Arial"/>
-          <w:sz w:val="20"/>
-        </w:rPr>
-        <w:t xml:space="preserve">, </w:t>
-      </w:r>
-      <w:r>
-        <w:rPr>
-          <w:rStyle w:val="Strong"/>
-          <w:rFonts w:ascii="Arial" w:hAnsi="Arial" w:cs="Arial"/>
-          <w:sz w:val="20"/>
-        </w:rPr>
-        <w:t>idempotency keys</w:t>
+      <w:proofErr w:type="spellEnd"/>
+      <w:r>
+        <w:rPr>
+          <w:rFonts w:ascii="Arial" w:hAnsi="Arial" w:cs="Arial"/>
+          <w:sz w:val="20"/>
+        </w:rPr>
+        <w:t xml:space="preserve">, </w:t>
+      </w:r>
+      <w:proofErr w:type="spellStart"/>
+      <w:r>
+        <w:rPr>
+          <w:rStyle w:val="Strong"/>
+          <w:rFonts w:ascii="Arial" w:hAnsi="Arial" w:cs="Arial"/>
+          <w:sz w:val="20"/>
+        </w:rPr>
+        <w:t>idempotency</w:t>
+      </w:r>
+      <w:proofErr w:type="spellEnd"/>
+      <w:r>
+        <w:rPr>
+          <w:rStyle w:val="Strong"/>
+          <w:rFonts w:ascii="Arial" w:hAnsi="Arial" w:cs="Arial"/>
+          <w:sz w:val="20"/>
+        </w:rPr>
+        <w:t xml:space="preserve"> keys</w:t>
       </w:r>
       <w:r>
         <w:rPr>
@@ -4444,8 +5005,18 @@
           <w:rFonts w:ascii="Arial" w:hAnsi="Arial" w:cs="Arial"/>
           <w:sz w:val="20"/>
         </w:rPr>
-        <w:t>Kafka/RabbitMQ</w:t>
-      </w:r>
+        <w:t>Kafka/</w:t>
+      </w:r>
+      <w:proofErr w:type="spellStart"/>
+      <w:r>
+        <w:rPr>
+          <w:rStyle w:val="Strong"/>
+          <w:rFonts w:ascii="Arial" w:hAnsi="Arial" w:cs="Arial"/>
+          <w:sz w:val="20"/>
+        </w:rPr>
+        <w:t>RabbitMQ</w:t>
+      </w:r>
+      <w:proofErr w:type="spellEnd"/>
       <w:r>
         <w:rPr>
           <w:rFonts w:ascii="Arial" w:hAnsi="Arial" w:cs="Arial"/>
@@ -4474,6 +5045,7 @@
         </w:rPr>
         <w:t xml:space="preserve">Stored transactional state in </w:t>
       </w:r>
+      <w:proofErr w:type="spellStart"/>
       <w:r>
         <w:rPr>
           <w:rStyle w:val="Strong"/>
@@ -4482,6 +5054,7 @@
         </w:rPr>
         <w:t>PostgreSQL</w:t>
       </w:r>
+      <w:proofErr w:type="spellEnd"/>
       <w:r>
         <w:rPr>
           <w:rFonts w:ascii="Arial" w:hAnsi="Arial" w:cs="Arial"/>
@@ -4489,14 +5062,34 @@
         </w:rPr>
         <w:t xml:space="preserve"> with selective caching in </w:t>
       </w:r>
-      <w:r>
-        <w:rPr>
-          <w:rStyle w:val="Strong"/>
-          <w:rFonts w:ascii="Arial" w:hAnsi="Arial" w:cs="Arial"/>
-          <w:sz w:val="20"/>
-        </w:rPr>
-        <w:t>Redis/ElastiCache</w:t>
-      </w:r>
+      <w:proofErr w:type="spellStart"/>
+      <w:r>
+        <w:rPr>
+          <w:rStyle w:val="Strong"/>
+          <w:rFonts w:ascii="Arial" w:hAnsi="Arial" w:cs="Arial"/>
+          <w:sz w:val="20"/>
+        </w:rPr>
+        <w:t>Redis</w:t>
+      </w:r>
+      <w:proofErr w:type="spellEnd"/>
+      <w:r>
+        <w:rPr>
+          <w:rStyle w:val="Strong"/>
+          <w:rFonts w:ascii="Arial" w:hAnsi="Arial" w:cs="Arial"/>
+          <w:sz w:val="20"/>
+        </w:rPr>
+        <w:t>/</w:t>
+      </w:r>
+      <w:proofErr w:type="spellStart"/>
+      <w:r>
+        <w:rPr>
+          <w:rStyle w:val="Strong"/>
+          <w:rFonts w:ascii="Arial" w:hAnsi="Arial" w:cs="Arial"/>
+          <w:sz w:val="20"/>
+        </w:rPr>
+        <w:t>ElastiCache</w:t>
+      </w:r>
+      <w:proofErr w:type="spellEnd"/>
       <w:r>
         <w:rPr>
           <w:rFonts w:ascii="Arial" w:hAnsi="Arial" w:cs="Arial"/>
@@ -4504,13 +5097,23 @@
         </w:rPr>
         <w:t xml:space="preserve">, and added operational search via </w:t>
       </w:r>
-      <w:r>
-        <w:rPr>
-          <w:rStyle w:val="Strong"/>
-          <w:rFonts w:ascii="Arial" w:hAnsi="Arial" w:cs="Arial"/>
-          <w:sz w:val="20"/>
-        </w:rPr>
-        <w:t>Elasticsearch/OpenSearch</w:t>
+      <w:proofErr w:type="spellStart"/>
+      <w:r>
+        <w:rPr>
+          <w:rStyle w:val="Strong"/>
+          <w:rFonts w:ascii="Arial" w:hAnsi="Arial" w:cs="Arial"/>
+          <w:sz w:val="20"/>
+        </w:rPr>
+        <w:t>Elasticsearch</w:t>
+      </w:r>
+      <w:proofErr w:type="spellEnd"/>
+      <w:r>
+        <w:rPr>
+          <w:rStyle w:val="Strong"/>
+          <w:rFonts w:ascii="Arial" w:hAnsi="Arial" w:cs="Arial"/>
+          <w:sz w:val="20"/>
+        </w:rPr>
+        <w:t>/OpenSearch</w:t>
       </w:r>
       <w:r>
         <w:rPr>
@@ -4538,8 +5141,25 @@
           <w:rFonts w:ascii="Arial" w:hAnsi="Arial" w:cs="Arial"/>
           <w:sz w:val="20"/>
         </w:rPr>
-        <w:t xml:space="preserve">Shipped production observability with </w:t>
-      </w:r>
+        <w:t xml:space="preserve">Shipped production </w:t>
+      </w:r>
+      <w:proofErr w:type="spellStart"/>
+      <w:r>
+        <w:rPr>
+          <w:rFonts w:ascii="Arial" w:hAnsi="Arial" w:cs="Arial"/>
+          <w:sz w:val="20"/>
+        </w:rPr>
+        <w:t>observability</w:t>
+      </w:r>
+      <w:proofErr w:type="spellEnd"/>
+      <w:r>
+        <w:rPr>
+          <w:rFonts w:ascii="Arial" w:hAnsi="Arial" w:cs="Arial"/>
+          <w:sz w:val="20"/>
+        </w:rPr>
+        <w:t xml:space="preserve"> with </w:t>
+      </w:r>
+      <w:proofErr w:type="spellStart"/>
       <w:r>
         <w:rPr>
           <w:rStyle w:val="Strong"/>
@@ -4548,6 +5168,7 @@
         </w:rPr>
         <w:t>OpenTelemetry</w:t>
       </w:r>
+      <w:proofErr w:type="spellEnd"/>
       <w:r>
         <w:rPr>
           <w:rFonts w:ascii="Arial" w:hAnsi="Arial" w:cs="Arial"/>
@@ -4555,6 +5176,7 @@
         </w:rPr>
         <w:t xml:space="preserve"> → </w:t>
       </w:r>
+      <w:proofErr w:type="spellStart"/>
       <w:r>
         <w:rPr>
           <w:rStyle w:val="Strong"/>
@@ -4563,6 +5185,7 @@
         </w:rPr>
         <w:t>Datadog</w:t>
       </w:r>
+      <w:proofErr w:type="spellEnd"/>
       <w:r>
         <w:rPr>
           <w:rFonts w:ascii="Arial" w:hAnsi="Arial" w:cs="Arial"/>
@@ -4570,13 +5193,23 @@
         </w:rPr>
         <w:t xml:space="preserve">, dashboards in </w:t>
       </w:r>
-      <w:r>
-        <w:rPr>
-          <w:rStyle w:val="Strong"/>
-          <w:rFonts w:ascii="Arial" w:hAnsi="Arial" w:cs="Arial"/>
-          <w:sz w:val="20"/>
-        </w:rPr>
-        <w:t>Grafana/Prometheus</w:t>
+      <w:proofErr w:type="spellStart"/>
+      <w:r>
+        <w:rPr>
+          <w:rStyle w:val="Strong"/>
+          <w:rFonts w:ascii="Arial" w:hAnsi="Arial" w:cs="Arial"/>
+          <w:sz w:val="20"/>
+        </w:rPr>
+        <w:t>Grafana</w:t>
+      </w:r>
+      <w:proofErr w:type="spellEnd"/>
+      <w:r>
+        <w:rPr>
+          <w:rStyle w:val="Strong"/>
+          <w:rFonts w:ascii="Arial" w:hAnsi="Arial" w:cs="Arial"/>
+          <w:sz w:val="20"/>
+        </w:rPr>
+        <w:t>/Prometheus</w:t>
       </w:r>
       <w:r>
         <w:rPr>
@@ -4642,6 +5275,7 @@
         </w:rPr>
         <w:t xml:space="preserve">Standardized delivery using </w:t>
       </w:r>
+      <w:proofErr w:type="spellStart"/>
       <w:r>
         <w:rPr>
           <w:rStyle w:val="Strong"/>
@@ -4650,13 +5284,15 @@
         </w:rPr>
         <w:t>Docker</w:t>
       </w:r>
-      <w:r>
-        <w:rPr>
-          <w:rFonts w:ascii="Arial" w:hAnsi="Arial" w:cs="Arial"/>
-          <w:sz w:val="20"/>
-        </w:rPr>
-        <w:t xml:space="preserve">, </w:t>
-      </w:r>
+      <w:proofErr w:type="spellEnd"/>
+      <w:r>
+        <w:rPr>
+          <w:rFonts w:ascii="Arial" w:hAnsi="Arial" w:cs="Arial"/>
+          <w:sz w:val="20"/>
+        </w:rPr>
+        <w:t xml:space="preserve">, </w:t>
+      </w:r>
+      <w:proofErr w:type="spellStart"/>
       <w:r>
         <w:rPr>
           <w:rStyle w:val="Strong"/>
@@ -4665,6 +5301,7 @@
         </w:rPr>
         <w:t>Kubernetes</w:t>
       </w:r>
+      <w:proofErr w:type="spellEnd"/>
       <w:r>
         <w:rPr>
           <w:rFonts w:ascii="Arial" w:hAnsi="Arial" w:cs="Arial"/>
@@ -4702,6 +5339,7 @@
         </w:rPr>
         <w:t xml:space="preserve"> with </w:t>
       </w:r>
+      <w:proofErr w:type="spellStart"/>
       <w:r>
         <w:rPr>
           <w:rStyle w:val="Strong"/>
@@ -4710,6 +5348,7 @@
         </w:rPr>
         <w:t>GitOps</w:t>
       </w:r>
+      <w:proofErr w:type="spellEnd"/>
       <w:r>
         <w:rPr>
           <w:rFonts w:ascii="Arial" w:hAnsi="Arial" w:cs="Arial"/>
@@ -4766,8 +5405,25 @@
           <w:rFonts w:ascii="Arial" w:hAnsi="Arial" w:cs="Arial"/>
           <w:sz w:val="20"/>
         </w:rPr>
-        <w:t xml:space="preserve">Built IaC foundations with </w:t>
-      </w:r>
+        <w:t xml:space="preserve">Built </w:t>
+      </w:r>
+      <w:proofErr w:type="spellStart"/>
+      <w:r>
+        <w:rPr>
+          <w:rFonts w:ascii="Arial" w:hAnsi="Arial" w:cs="Arial"/>
+          <w:sz w:val="20"/>
+        </w:rPr>
+        <w:t>IaC</w:t>
+      </w:r>
+      <w:proofErr w:type="spellEnd"/>
+      <w:r>
+        <w:rPr>
+          <w:rFonts w:ascii="Arial" w:hAnsi="Arial" w:cs="Arial"/>
+          <w:sz w:val="20"/>
+        </w:rPr>
+        <w:t xml:space="preserve"> foundations with </w:t>
+      </w:r>
+      <w:proofErr w:type="spellStart"/>
       <w:r>
         <w:rPr>
           <w:rStyle w:val="Strong"/>
@@ -4776,6 +5432,7 @@
         </w:rPr>
         <w:t>Terraform</w:t>
       </w:r>
+      <w:proofErr w:type="spellEnd"/>
       <w:r>
         <w:rPr>
           <w:rFonts w:ascii="Arial" w:hAnsi="Arial" w:cs="Arial"/>
@@ -4783,6 +5440,7 @@
         </w:rPr>
         <w:t xml:space="preserve"> and </w:t>
       </w:r>
+      <w:proofErr w:type="spellStart"/>
       <w:r>
         <w:rPr>
           <w:rStyle w:val="Strong"/>
@@ -4791,6 +5449,7 @@
         </w:rPr>
         <w:t>CloudFormation</w:t>
       </w:r>
+      <w:proofErr w:type="spellEnd"/>
       <w:r>
         <w:rPr>
           <w:rFonts w:ascii="Arial" w:hAnsi="Arial" w:cs="Arial"/>
@@ -4996,6 +5655,7 @@
         </w:rPr>
         <w:t xml:space="preserve"> and </w:t>
       </w:r>
+      <w:proofErr w:type="spellStart"/>
       <w:r>
         <w:rPr>
           <w:rStyle w:val="Strong"/>
@@ -5004,6 +5664,7 @@
         </w:rPr>
         <w:t>BigQuery</w:t>
       </w:r>
+      <w:proofErr w:type="spellEnd"/>
       <w:r>
         <w:rPr>
           <w:rFonts w:ascii="Arial" w:hAnsi="Arial" w:cs="Arial"/>
@@ -5011,6 +5672,7 @@
         </w:rPr>
         <w:t xml:space="preserve">, integrating event delivery with </w:t>
       </w:r>
+      <w:proofErr w:type="spellStart"/>
       <w:r>
         <w:rPr>
           <w:rStyle w:val="Strong"/>
@@ -5019,6 +5681,7 @@
         </w:rPr>
         <w:t>EventBridge</w:t>
       </w:r>
+      <w:proofErr w:type="spellEnd"/>
       <w:r>
         <w:rPr>
           <w:rFonts w:ascii="Arial" w:hAnsi="Arial" w:cs="Arial"/>
@@ -5212,6 +5875,7 @@
         </w:rPr>
         <w:t xml:space="preserve">, </w:t>
       </w:r>
+      <w:proofErr w:type="spellStart"/>
       <w:r>
         <w:rPr>
           <w:rStyle w:val="Strong"/>
@@ -5220,6 +5884,7 @@
         </w:rPr>
         <w:t>BigQuery</w:t>
       </w:r>
+      <w:proofErr w:type="spellEnd"/>
       <w:r>
         <w:rPr>
           <w:rFonts w:ascii="Arial" w:hAnsi="Arial" w:cs="Arial"/>

--- a/Tyler/Node Backend/Tyler_Roberts.docx
+++ b/Tyler/Node Backend/Tyler_Roberts.docx
@@ -54,8 +54,6 @@
         </w:pBdr>
         <w:spacing w:before="120" w:after="80"/>
       </w:pPr>
-      <w:bookmarkStart w:id="0" w:name="_GoBack"/>
-      <w:bookmarkEnd w:id="0"/>
       <w:r>
         <w:rPr>
           <w:b/>
@@ -367,6 +365,7 @@
           <w:ilvl w:val="0"/>
           <w:numId w:val="2"/>
         </w:numPr>
+        <w:spacing w:before="0" w:beforeAutospacing="0" w:after="0" w:afterAutospacing="0"/>
         <w:jc w:val="both"/>
         <w:rPr>
           <w:rFonts w:ascii="Arial" w:hAnsi="Arial" w:cs="Arial"/>
@@ -611,6 +610,7 @@
           <w:ilvl w:val="0"/>
           <w:numId w:val="2"/>
         </w:numPr>
+        <w:spacing w:before="0" w:beforeAutospacing="0" w:after="0" w:afterAutospacing="0"/>
         <w:jc w:val="both"/>
         <w:rPr>
           <w:rFonts w:ascii="Arial" w:hAnsi="Arial" w:cs="Arial"/>
@@ -850,6 +850,7 @@
           <w:ilvl w:val="0"/>
           <w:numId w:val="2"/>
         </w:numPr>
+        <w:spacing w:before="0" w:beforeAutospacing="0" w:after="0" w:afterAutospacing="0"/>
         <w:jc w:val="both"/>
         <w:rPr>
           <w:rFonts w:ascii="Arial" w:hAnsi="Arial" w:cs="Arial"/>
@@ -1097,6 +1098,7 @@
           <w:ilvl w:val="0"/>
           <w:numId w:val="2"/>
         </w:numPr>
+        <w:spacing w:before="0" w:beforeAutospacing="0" w:after="0" w:afterAutospacing="0"/>
         <w:jc w:val="both"/>
         <w:rPr>
           <w:rFonts w:ascii="Arial" w:hAnsi="Arial" w:cs="Arial"/>
@@ -1766,6 +1768,7 @@
           <w:ilvl w:val="0"/>
           <w:numId w:val="2"/>
         </w:numPr>
+        <w:spacing w:before="0" w:beforeAutospacing="0" w:after="0" w:afterAutospacing="0"/>
         <w:jc w:val="both"/>
         <w:rPr>
           <w:rFonts w:ascii="Arial" w:hAnsi="Arial" w:cs="Arial"/>
@@ -2258,6 +2261,7 @@
           <w:sz w:val="20"/>
         </w:rPr>
       </w:pPr>
+      <w:bookmarkStart w:id="0" w:name="_GoBack"/>
       <w:r>
         <w:rPr>
           <w:rFonts w:ascii="Arial" w:hAnsi="Arial" w:cs="Arial"/>
@@ -3451,7 +3455,6 @@
           <w:rFonts w:ascii="Arial" w:hAnsi="Arial" w:cs="Arial"/>
           <w:sz w:val="20"/>
         </w:rPr>
-        <w:lastRenderedPageBreak/>
         <w:t xml:space="preserve">Built quality gates with </w:t>
       </w:r>
       <w:r>
@@ -3563,6 +3566,7 @@
           <w:rFonts w:ascii="Arial" w:hAnsi="Arial" w:cs="Arial"/>
           <w:sz w:val="20"/>
         </w:rPr>
+        <w:lastRenderedPageBreak/>
         <w:t xml:space="preserve">Integrated cross-cloud export and analytics paths—routing data to </w:t>
       </w:r>
       <w:r>
@@ -3728,6 +3732,7 @@
         <w:t>) while keeping core services cloud-agnostic.</w:t>
       </w:r>
     </w:p>
+    <w:bookmarkEnd w:id="0"/>
     <w:p>
       <w:pPr>
         <w:pBdr>
@@ -4635,7 +4640,6 @@
           <w:rFonts w:ascii="Arial" w:hAnsi="Arial" w:cs="Arial"/>
           <w:sz w:val="20"/>
         </w:rPr>
-        <w:lastRenderedPageBreak/>
         <w:t>Built internal utilities and scripts to streamline repetitive engineering tasks, improving team throughput and consistency across environments.</w:t>
       </w:r>
     </w:p>
@@ -4654,6 +4658,7 @@
           <w:sz w:val="24"/>
           <w:szCs w:val="24"/>
         </w:rPr>
+        <w:lastRenderedPageBreak/>
         <w:t>EDUCATION</w:t>
       </w:r>
     </w:p>
